--- a/lab6/Шаталин_06.docx
+++ b/lab6/Шаталин_06.docx
@@ -15,28 +15,21 @@
           <w:sz w:val="28"/>
           <w:szCs w:val="28"/>
         </w:rPr>
-        <w:t>Лаб</w:t>
+        <w:t>6</w:t>
       </w:r>
       <w:r>
         <w:rPr>
           <w:sz w:val="28"/>
           <w:szCs w:val="28"/>
         </w:rPr>
-        <w:t>о</w:t>
+        <w:t xml:space="preserve"> </w:t>
       </w:r>
       <w:r>
         <w:rPr>
           <w:sz w:val="28"/>
           <w:szCs w:val="28"/>
         </w:rPr>
-        <w:t>раторная работа</w:t>
-      </w:r>
-      <w:r>
-        <w:rPr>
-          <w:sz w:val="28"/>
-          <w:szCs w:val="28"/>
-        </w:rPr>
-        <w:t xml:space="preserve"> 6</w:t>
+        <w:t>Отношения между классами. Механизм наследования.</w:t>
       </w:r>
     </w:p>
     <w:p>
@@ -52,28 +45,19 @@
           <w:sz w:val="28"/>
           <w:szCs w:val="28"/>
         </w:rPr>
-        <w:t>Тема: «Отношения между классами. Механизм наследования.</w:t>
+        <w:t>Интерфейсы</w:t>
+      </w:r>
+      <w:r>
+        <w:rPr>
+          <w:sz w:val="28"/>
+          <w:szCs w:val="28"/>
+        </w:rPr>
+        <w:t>.</w:t>
       </w:r>
     </w:p>
     <w:p>
       <w:pPr>
-        <w:jc w:val="center"/>
-        <w:rPr>
-          <w:sz w:val="28"/>
-          <w:szCs w:val="28"/>
-        </w:rPr>
-      </w:pPr>
-      <w:r>
-        <w:rPr>
-          <w:sz w:val="28"/>
-          <w:szCs w:val="28"/>
-        </w:rPr>
-        <w:t>Интерфейсы»</w:t>
-      </w:r>
-    </w:p>
-    <w:p>
-      <w:pPr>
-        <w:ind w:left="567"/>
+        <w:ind w:left="567" w:firstLine="709"/>
         <w:rPr>
           <w:sz w:val="28"/>
           <w:szCs w:val="28"/>
@@ -132,7 +116,7 @@
           <w:numId w:val="21"/>
         </w:numPr>
         <w:spacing w:after="0" w:line="240" w:lineRule="auto"/>
-        <w:ind w:left="924" w:hanging="357"/>
+        <w:ind w:left="924" w:firstLine="0"/>
         <w:rPr>
           <w:rFonts w:ascii="Times New Roman" w:hAnsi="Times New Roman"/>
           <w:sz w:val="28"/>
@@ -156,7 +140,7 @@
           <w:numId w:val="21"/>
         </w:numPr>
         <w:spacing w:after="0" w:line="240" w:lineRule="auto"/>
-        <w:ind w:left="924" w:hanging="357"/>
+        <w:ind w:left="924" w:firstLine="0"/>
         <w:rPr>
           <w:rFonts w:ascii="Times New Roman" w:hAnsi="Times New Roman"/>
           <w:sz w:val="28"/>
@@ -180,7 +164,7 @@
           <w:numId w:val="21"/>
         </w:numPr>
         <w:spacing w:after="0" w:line="240" w:lineRule="auto"/>
-        <w:ind w:left="924" w:hanging="357"/>
+        <w:ind w:left="924" w:firstLine="0"/>
         <w:rPr>
           <w:rFonts w:ascii="Times New Roman" w:hAnsi="Times New Roman"/>
           <w:sz w:val="28"/>
@@ -204,7 +188,7 @@
           <w:numId w:val="21"/>
         </w:numPr>
         <w:spacing w:after="0" w:line="240" w:lineRule="auto"/>
-        <w:ind w:left="924" w:hanging="357"/>
+        <w:ind w:left="924" w:firstLine="0"/>
         <w:rPr>
           <w:rFonts w:ascii="Times New Roman" w:hAnsi="Times New Roman"/>
           <w:sz w:val="28"/>
@@ -276,15 +260,13 @@
         <w:t>void</w:t>
       </w:r>
       <w:proofErr w:type="spellEnd"/>
-    </w:p>
-    <w:p>
-      <w:pPr>
-        <w:ind w:left="567"/>
-        <w:rPr>
-          <w:sz w:val="28"/>
-          <w:szCs w:val="28"/>
-        </w:rPr>
-      </w:pPr>
+      <w:r>
+        <w:rPr>
+          <w:sz w:val="28"/>
+          <w:szCs w:val="28"/>
+        </w:rPr>
+        <w:t xml:space="preserve"> </w:t>
+      </w:r>
       <w:proofErr w:type="gramStart"/>
       <w:r>
         <w:rPr>
@@ -412,15 +394,17 @@
         </w:tabs>
         <w:ind w:left="567"/>
         <w:rPr>
-          <w:rFonts w:ascii="Courier New" w:hAnsi="Courier New" w:cs="Courier New"/>
           <w:color w:val="000000"/>
+          <w:sz w:val="28"/>
+          <w:szCs w:val="28"/>
           <w:lang w:val="en-US"/>
         </w:rPr>
       </w:pPr>
       <w:r>
         <w:rPr>
-          <w:rFonts w:ascii="Courier New" w:hAnsi="Courier New" w:cs="Courier New"/>
           <w:color w:val="000000"/>
+          <w:sz w:val="28"/>
+          <w:szCs w:val="28"/>
           <w:lang w:val="en-US"/>
         </w:rPr>
         <w:t>using System;</w:t>
@@ -448,8 +432,9 @@
         </w:tabs>
         <w:ind w:left="567"/>
         <w:rPr>
-          <w:rFonts w:ascii="Courier New" w:hAnsi="Courier New" w:cs="Courier New"/>
           <w:color w:val="000000"/>
+          <w:sz w:val="28"/>
+          <w:szCs w:val="28"/>
           <w:lang w:val="en-US"/>
         </w:rPr>
       </w:pPr>
@@ -476,15 +461,17 @@
         </w:tabs>
         <w:ind w:left="567"/>
         <w:rPr>
-          <w:rFonts w:ascii="Courier New" w:hAnsi="Courier New" w:cs="Courier New"/>
           <w:color w:val="000000"/>
+          <w:sz w:val="28"/>
+          <w:szCs w:val="28"/>
           <w:lang w:val="en-US"/>
         </w:rPr>
       </w:pPr>
       <w:r>
         <w:rPr>
-          <w:rFonts w:ascii="Courier New" w:hAnsi="Courier New" w:cs="Courier New"/>
           <w:color w:val="000000"/>
+          <w:sz w:val="28"/>
+          <w:szCs w:val="28"/>
           <w:lang w:val="en-US"/>
         </w:rPr>
         <w:t xml:space="preserve">interface </w:t>
@@ -492,8 +479,9 @@
       <w:proofErr w:type="spellStart"/>
       <w:r>
         <w:rPr>
-          <w:rFonts w:ascii="Courier New" w:hAnsi="Courier New" w:cs="Courier New"/>
           <w:color w:val="000000"/>
+          <w:sz w:val="28"/>
+          <w:szCs w:val="28"/>
           <w:lang w:val="en-US"/>
         </w:rPr>
         <w:t>IWiFiConnection</w:t>
@@ -522,15 +510,17 @@
         </w:tabs>
         <w:ind w:left="567"/>
         <w:rPr>
-          <w:rFonts w:ascii="Courier New" w:hAnsi="Courier New" w:cs="Courier New"/>
           <w:color w:val="000000"/>
+          <w:sz w:val="28"/>
+          <w:szCs w:val="28"/>
           <w:lang w:val="en-US"/>
         </w:rPr>
       </w:pPr>
       <w:r>
         <w:rPr>
-          <w:rFonts w:ascii="Courier New" w:hAnsi="Courier New" w:cs="Courier New"/>
           <w:color w:val="000000"/>
+          <w:sz w:val="28"/>
+          <w:szCs w:val="28"/>
           <w:lang w:val="en-US"/>
         </w:rPr>
         <w:t>{</w:t>
@@ -558,15 +548,17 @@
         </w:tabs>
         <w:ind w:left="567"/>
         <w:rPr>
-          <w:rFonts w:ascii="Courier New" w:hAnsi="Courier New" w:cs="Courier New"/>
           <w:color w:val="000000"/>
+          <w:sz w:val="28"/>
+          <w:szCs w:val="28"/>
           <w:lang w:val="en-US"/>
         </w:rPr>
       </w:pPr>
       <w:r>
         <w:rPr>
-          <w:rFonts w:ascii="Courier New" w:hAnsi="Courier New" w:cs="Courier New"/>
           <w:color w:val="000000"/>
+          <w:sz w:val="28"/>
+          <w:szCs w:val="28"/>
           <w:lang w:val="en-US"/>
         </w:rPr>
         <w:t xml:space="preserve">    void </w:t>
@@ -574,8 +566,9 @@
       <w:proofErr w:type="gramStart"/>
       <w:r>
         <w:rPr>
-          <w:rFonts w:ascii="Courier New" w:hAnsi="Courier New" w:cs="Courier New"/>
           <w:color w:val="000000"/>
+          <w:sz w:val="28"/>
+          <w:szCs w:val="28"/>
           <w:lang w:val="en-US"/>
         </w:rPr>
         <w:t>Connect(</w:t>
@@ -583,8 +576,9 @@
       <w:proofErr w:type="gramEnd"/>
       <w:r>
         <w:rPr>
-          <w:rFonts w:ascii="Courier New" w:hAnsi="Courier New" w:cs="Courier New"/>
           <w:color w:val="000000"/>
+          <w:sz w:val="28"/>
+          <w:szCs w:val="28"/>
           <w:lang w:val="en-US"/>
         </w:rPr>
         <w:t>);</w:t>
@@ -612,15 +606,17 @@
         </w:tabs>
         <w:ind w:left="567"/>
         <w:rPr>
-          <w:rFonts w:ascii="Courier New" w:hAnsi="Courier New" w:cs="Courier New"/>
           <w:color w:val="000000"/>
+          <w:sz w:val="28"/>
+          <w:szCs w:val="28"/>
           <w:lang w:val="en-US"/>
         </w:rPr>
       </w:pPr>
       <w:r>
         <w:rPr>
-          <w:rFonts w:ascii="Courier New" w:hAnsi="Courier New" w:cs="Courier New"/>
           <w:color w:val="000000"/>
+          <w:sz w:val="28"/>
+          <w:szCs w:val="28"/>
           <w:lang w:val="en-US"/>
         </w:rPr>
         <w:t>}</w:t>
@@ -648,8 +644,9 @@
         </w:tabs>
         <w:ind w:left="567"/>
         <w:rPr>
-          <w:rFonts w:ascii="Courier New" w:hAnsi="Courier New" w:cs="Courier New"/>
           <w:color w:val="000000"/>
+          <w:sz w:val="28"/>
+          <w:szCs w:val="28"/>
           <w:lang w:val="en-US"/>
         </w:rPr>
       </w:pPr>
@@ -676,15 +673,17 @@
         </w:tabs>
         <w:ind w:left="567"/>
         <w:rPr>
-          <w:rFonts w:ascii="Courier New" w:hAnsi="Courier New" w:cs="Courier New"/>
           <w:color w:val="000000"/>
+          <w:sz w:val="28"/>
+          <w:szCs w:val="28"/>
           <w:lang w:val="en-US"/>
         </w:rPr>
       </w:pPr>
       <w:r>
         <w:rPr>
-          <w:rFonts w:ascii="Courier New" w:hAnsi="Courier New" w:cs="Courier New"/>
           <w:color w:val="000000"/>
+          <w:sz w:val="28"/>
+          <w:szCs w:val="28"/>
           <w:lang w:val="en-US"/>
         </w:rPr>
         <w:t xml:space="preserve">interface </w:t>
@@ -692,8 +691,9 @@
       <w:proofErr w:type="spellStart"/>
       <w:r>
         <w:rPr>
-          <w:rFonts w:ascii="Courier New" w:hAnsi="Courier New" w:cs="Courier New"/>
           <w:color w:val="000000"/>
+          <w:sz w:val="28"/>
+          <w:szCs w:val="28"/>
           <w:lang w:val="en-US"/>
         </w:rPr>
         <w:t>IEthernetConnection</w:t>
@@ -722,15 +722,17 @@
         </w:tabs>
         <w:ind w:left="567"/>
         <w:rPr>
-          <w:rFonts w:ascii="Courier New" w:hAnsi="Courier New" w:cs="Courier New"/>
           <w:color w:val="000000"/>
+          <w:sz w:val="28"/>
+          <w:szCs w:val="28"/>
           <w:lang w:val="en-US"/>
         </w:rPr>
       </w:pPr>
       <w:r>
         <w:rPr>
-          <w:rFonts w:ascii="Courier New" w:hAnsi="Courier New" w:cs="Courier New"/>
           <w:color w:val="000000"/>
+          <w:sz w:val="28"/>
+          <w:szCs w:val="28"/>
           <w:lang w:val="en-US"/>
         </w:rPr>
         <w:t>{</w:t>
@@ -758,15 +760,17 @@
         </w:tabs>
         <w:ind w:left="567"/>
         <w:rPr>
-          <w:rFonts w:ascii="Courier New" w:hAnsi="Courier New" w:cs="Courier New"/>
           <w:color w:val="000000"/>
+          <w:sz w:val="28"/>
+          <w:szCs w:val="28"/>
           <w:lang w:val="en-US"/>
         </w:rPr>
       </w:pPr>
       <w:r>
         <w:rPr>
-          <w:rFonts w:ascii="Courier New" w:hAnsi="Courier New" w:cs="Courier New"/>
           <w:color w:val="000000"/>
+          <w:sz w:val="28"/>
+          <w:szCs w:val="28"/>
           <w:lang w:val="en-US"/>
         </w:rPr>
         <w:t xml:space="preserve">    void </w:t>
@@ -774,8 +778,9 @@
       <w:proofErr w:type="gramStart"/>
       <w:r>
         <w:rPr>
-          <w:rFonts w:ascii="Courier New" w:hAnsi="Courier New" w:cs="Courier New"/>
           <w:color w:val="000000"/>
+          <w:sz w:val="28"/>
+          <w:szCs w:val="28"/>
           <w:lang w:val="en-US"/>
         </w:rPr>
         <w:t>Connect(</w:t>
@@ -783,8 +788,9 @@
       <w:proofErr w:type="gramEnd"/>
       <w:r>
         <w:rPr>
-          <w:rFonts w:ascii="Courier New" w:hAnsi="Courier New" w:cs="Courier New"/>
           <w:color w:val="000000"/>
+          <w:sz w:val="28"/>
+          <w:szCs w:val="28"/>
           <w:lang w:val="en-US"/>
         </w:rPr>
         <w:t>);</w:t>
@@ -812,15 +818,17 @@
         </w:tabs>
         <w:ind w:left="567"/>
         <w:rPr>
-          <w:rFonts w:ascii="Courier New" w:hAnsi="Courier New" w:cs="Courier New"/>
           <w:color w:val="000000"/>
+          <w:sz w:val="28"/>
+          <w:szCs w:val="28"/>
           <w:lang w:val="en-US"/>
         </w:rPr>
       </w:pPr>
       <w:r>
         <w:rPr>
-          <w:rFonts w:ascii="Courier New" w:hAnsi="Courier New" w:cs="Courier New"/>
           <w:color w:val="000000"/>
+          <w:sz w:val="28"/>
+          <w:szCs w:val="28"/>
           <w:lang w:val="en-US"/>
         </w:rPr>
         <w:t>}</w:t>
@@ -848,8 +856,9 @@
         </w:tabs>
         <w:ind w:left="567"/>
         <w:rPr>
-          <w:rFonts w:ascii="Courier New" w:hAnsi="Courier New" w:cs="Courier New"/>
           <w:color w:val="000000"/>
+          <w:sz w:val="28"/>
+          <w:szCs w:val="28"/>
           <w:lang w:val="en-US"/>
         </w:rPr>
       </w:pPr>
@@ -876,15 +885,17 @@
         </w:tabs>
         <w:ind w:left="567"/>
         <w:rPr>
-          <w:rFonts w:ascii="Courier New" w:hAnsi="Courier New" w:cs="Courier New"/>
           <w:color w:val="000000"/>
+          <w:sz w:val="28"/>
+          <w:szCs w:val="28"/>
           <w:lang w:val="en-US"/>
         </w:rPr>
       </w:pPr>
       <w:r>
         <w:rPr>
-          <w:rFonts w:ascii="Courier New" w:hAnsi="Courier New" w:cs="Courier New"/>
           <w:color w:val="000000"/>
+          <w:sz w:val="28"/>
+          <w:szCs w:val="28"/>
           <w:lang w:val="en-US"/>
         </w:rPr>
         <w:t xml:space="preserve">class </w:t>
@@ -893,8 +904,9 @@
       <w:proofErr w:type="gramStart"/>
       <w:r>
         <w:rPr>
-          <w:rFonts w:ascii="Courier New" w:hAnsi="Courier New" w:cs="Courier New"/>
           <w:color w:val="000000"/>
+          <w:sz w:val="28"/>
+          <w:szCs w:val="28"/>
           <w:lang w:val="en-US"/>
         </w:rPr>
         <w:t>NetworkAdapter</w:t>
@@ -902,8 +914,9 @@
       <w:proofErr w:type="spellEnd"/>
       <w:r>
         <w:rPr>
-          <w:rFonts w:ascii="Courier New" w:hAnsi="Courier New" w:cs="Courier New"/>
           <w:color w:val="000000"/>
+          <w:sz w:val="28"/>
+          <w:szCs w:val="28"/>
           <w:lang w:val="en-US"/>
         </w:rPr>
         <w:t xml:space="preserve"> :</w:t>
@@ -911,8 +924,9 @@
       <w:proofErr w:type="gramEnd"/>
       <w:r>
         <w:rPr>
-          <w:rFonts w:ascii="Courier New" w:hAnsi="Courier New" w:cs="Courier New"/>
           <w:color w:val="000000"/>
+          <w:sz w:val="28"/>
+          <w:szCs w:val="28"/>
           <w:lang w:val="en-US"/>
         </w:rPr>
         <w:t xml:space="preserve"> </w:t>
@@ -920,8 +934,9 @@
       <w:proofErr w:type="spellStart"/>
       <w:r>
         <w:rPr>
-          <w:rFonts w:ascii="Courier New" w:hAnsi="Courier New" w:cs="Courier New"/>
           <w:color w:val="000000"/>
+          <w:sz w:val="28"/>
+          <w:szCs w:val="28"/>
           <w:lang w:val="en-US"/>
         </w:rPr>
         <w:t>IWiFiConnection</w:t>
@@ -929,8 +944,9 @@
       <w:proofErr w:type="spellEnd"/>
       <w:r>
         <w:rPr>
-          <w:rFonts w:ascii="Courier New" w:hAnsi="Courier New" w:cs="Courier New"/>
           <w:color w:val="000000"/>
+          <w:sz w:val="28"/>
+          <w:szCs w:val="28"/>
           <w:lang w:val="en-US"/>
         </w:rPr>
         <w:t xml:space="preserve">, </w:t>
@@ -938,8 +954,9 @@
       <w:proofErr w:type="spellStart"/>
       <w:r>
         <w:rPr>
-          <w:rFonts w:ascii="Courier New" w:hAnsi="Courier New" w:cs="Courier New"/>
           <w:color w:val="000000"/>
+          <w:sz w:val="28"/>
+          <w:szCs w:val="28"/>
           <w:lang w:val="en-US"/>
         </w:rPr>
         <w:t>IEthernetConnection</w:t>
@@ -968,14 +985,18 @@
         </w:tabs>
         <w:ind w:left="567"/>
         <w:rPr>
-          <w:rFonts w:ascii="Courier New" w:hAnsi="Courier New" w:cs="Courier New"/>
           <w:color w:val="000000"/>
+          <w:sz w:val="28"/>
+          <w:szCs w:val="28"/>
+          <w:lang w:val="en-US"/>
         </w:rPr>
       </w:pPr>
       <w:r>
         <w:rPr>
-          <w:rFonts w:ascii="Courier New" w:hAnsi="Courier New" w:cs="Courier New"/>
           <w:color w:val="000000"/>
+          <w:sz w:val="28"/>
+          <w:szCs w:val="28"/>
+          <w:lang w:val="en-US"/>
         </w:rPr>
         <w:t>{</w:t>
       </w:r>
@@ -1002,25 +1023,20 @@
         </w:tabs>
         <w:ind w:left="567"/>
         <w:rPr>
-          <w:rFonts w:ascii="Courier New" w:hAnsi="Courier New" w:cs="Courier New"/>
           <w:color w:val="000000"/>
+          <w:sz w:val="28"/>
+          <w:szCs w:val="28"/>
           <w:lang w:val="en-US"/>
         </w:rPr>
       </w:pPr>
       <w:r>
         <w:rPr>
-          <w:rFonts w:ascii="Courier New" w:hAnsi="Courier New" w:cs="Courier New"/>
           <w:color w:val="000000"/>
-        </w:rPr>
-        <w:t xml:space="preserve">    </w:t>
-      </w:r>
-      <w:r>
-        <w:rPr>
-          <w:rFonts w:ascii="Courier New" w:hAnsi="Courier New" w:cs="Courier New"/>
-          <w:color w:val="000000"/>
+          <w:sz w:val="28"/>
+          <w:szCs w:val="28"/>
           <w:lang w:val="en-US"/>
         </w:rPr>
-        <w:t>private string name;</w:t>
+        <w:t>class Program</w:t>
       </w:r>
     </w:p>
     <w:p>
@@ -1045,18 +1061,20 @@
         </w:tabs>
         <w:ind w:left="567"/>
         <w:rPr>
-          <w:rFonts w:ascii="Courier New" w:hAnsi="Courier New" w:cs="Courier New"/>
           <w:color w:val="000000"/>
+          <w:sz w:val="28"/>
+          <w:szCs w:val="28"/>
           <w:lang w:val="en-US"/>
         </w:rPr>
       </w:pPr>
       <w:r>
         <w:rPr>
-          <w:rFonts w:ascii="Courier New" w:hAnsi="Courier New" w:cs="Courier New"/>
           <w:color w:val="000000"/>
+          <w:sz w:val="28"/>
+          <w:szCs w:val="28"/>
           <w:lang w:val="en-US"/>
         </w:rPr>
-        <w:t xml:space="preserve">    </w:t>
+        <w:t>{</w:t>
       </w:r>
     </w:p>
     <w:p>
@@ -1081,46 +1099,60 @@
         </w:tabs>
         <w:ind w:left="567"/>
         <w:rPr>
-          <w:rFonts w:ascii="Courier New" w:hAnsi="Courier New" w:cs="Courier New"/>
           <w:color w:val="000000"/>
+          <w:sz w:val="28"/>
+          <w:szCs w:val="28"/>
           <w:lang w:val="en-US"/>
         </w:rPr>
       </w:pPr>
       <w:r>
         <w:rPr>
-          <w:rFonts w:ascii="Courier New" w:hAnsi="Courier New" w:cs="Courier New"/>
           <w:color w:val="000000"/>
+          <w:sz w:val="28"/>
+          <w:szCs w:val="28"/>
           <w:lang w:val="en-US"/>
         </w:rPr>
-        <w:t xml:space="preserve">    public </w:t>
+        <w:t xml:space="preserve">    static void Main(</w:t>
+      </w:r>
+      <w:proofErr w:type="gramStart"/>
+      <w:r>
+        <w:rPr>
+          <w:color w:val="000000"/>
+          <w:sz w:val="28"/>
+          <w:szCs w:val="28"/>
+          <w:lang w:val="en-US"/>
+        </w:rPr>
+        <w:t>string[</w:t>
+      </w:r>
+      <w:proofErr w:type="gramEnd"/>
+      <w:r>
+        <w:rPr>
+          <w:color w:val="000000"/>
+          <w:sz w:val="28"/>
+          <w:szCs w:val="28"/>
+          <w:lang w:val="en-US"/>
+        </w:rPr>
+        <w:t xml:space="preserve">] </w:t>
       </w:r>
       <w:proofErr w:type="spellStart"/>
-      <w:proofErr w:type="gramStart"/>
       <w:r>
         <w:rPr>
-          <w:rFonts w:ascii="Courier New" w:hAnsi="Courier New" w:cs="Courier New"/>
           <w:color w:val="000000"/>
+          <w:sz w:val="28"/>
+          <w:szCs w:val="28"/>
           <w:lang w:val="en-US"/>
         </w:rPr>
-        <w:t>NetworkAdapter</w:t>
+        <w:t>args</w:t>
       </w:r>
       <w:proofErr w:type="spellEnd"/>
       <w:r>
         <w:rPr>
-          <w:rFonts w:ascii="Courier New" w:hAnsi="Courier New" w:cs="Courier New"/>
           <w:color w:val="000000"/>
+          <w:sz w:val="28"/>
+          <w:szCs w:val="28"/>
           <w:lang w:val="en-US"/>
         </w:rPr>
-        <w:t>(</w:t>
-      </w:r>
-      <w:proofErr w:type="gramEnd"/>
-      <w:r>
-        <w:rPr>
-          <w:rFonts w:ascii="Courier New" w:hAnsi="Courier New" w:cs="Courier New"/>
-          <w:color w:val="000000"/>
-          <w:lang w:val="en-US"/>
-        </w:rPr>
-        <w:t>string name)</w:t>
+        <w:t>)</w:t>
       </w:r>
     </w:p>
     <w:p>
@@ -1145,15 +1177,17 @@
         </w:tabs>
         <w:ind w:left="567"/>
         <w:rPr>
-          <w:rFonts w:ascii="Courier New" w:hAnsi="Courier New" w:cs="Courier New"/>
           <w:color w:val="000000"/>
+          <w:sz w:val="28"/>
+          <w:szCs w:val="28"/>
           <w:lang w:val="en-US"/>
         </w:rPr>
       </w:pPr>
       <w:r>
         <w:rPr>
-          <w:rFonts w:ascii="Courier New" w:hAnsi="Courier New" w:cs="Courier New"/>
           <w:color w:val="000000"/>
+          <w:sz w:val="28"/>
+          <w:szCs w:val="28"/>
           <w:lang w:val="en-US"/>
         </w:rPr>
         <w:t xml:space="preserve">    {</w:t>
@@ -1181,18 +1215,91 @@
         </w:tabs>
         <w:ind w:left="567"/>
         <w:rPr>
-          <w:rFonts w:ascii="Courier New" w:hAnsi="Courier New" w:cs="Courier New"/>
           <w:color w:val="000000"/>
+          <w:sz w:val="28"/>
+          <w:szCs w:val="28"/>
           <w:lang w:val="en-US"/>
         </w:rPr>
       </w:pPr>
       <w:r>
         <w:rPr>
-          <w:rFonts w:ascii="Courier New" w:hAnsi="Courier New" w:cs="Courier New"/>
           <w:color w:val="000000"/>
+          <w:sz w:val="28"/>
+          <w:szCs w:val="28"/>
           <w:lang w:val="en-US"/>
         </w:rPr>
-        <w:t xml:space="preserve">        this.name = name;</w:t>
+        <w:t xml:space="preserve">        </w:t>
+      </w:r>
+      <w:proofErr w:type="spellStart"/>
+      <w:r>
+        <w:rPr>
+          <w:color w:val="000000"/>
+          <w:sz w:val="28"/>
+          <w:szCs w:val="28"/>
+          <w:lang w:val="en-US"/>
+        </w:rPr>
+        <w:t>NetworkAdapter</w:t>
+      </w:r>
+      <w:proofErr w:type="spellEnd"/>
+      <w:r>
+        <w:rPr>
+          <w:color w:val="000000"/>
+          <w:sz w:val="28"/>
+          <w:szCs w:val="28"/>
+          <w:lang w:val="en-US"/>
+        </w:rPr>
+        <w:t xml:space="preserve"> adapter = new </w:t>
+      </w:r>
+      <w:proofErr w:type="spellStart"/>
+      <w:proofErr w:type="gramStart"/>
+      <w:r>
+        <w:rPr>
+          <w:color w:val="000000"/>
+          <w:sz w:val="28"/>
+          <w:szCs w:val="28"/>
+          <w:lang w:val="en-US"/>
+        </w:rPr>
+        <w:t>NetworkAdapter</w:t>
+      </w:r>
+      <w:proofErr w:type="spellEnd"/>
+      <w:r>
+        <w:rPr>
+          <w:color w:val="000000"/>
+          <w:sz w:val="28"/>
+          <w:szCs w:val="28"/>
+          <w:lang w:val="en-US"/>
+        </w:rPr>
+        <w:t>(</w:t>
+      </w:r>
+      <w:proofErr w:type="gramEnd"/>
+      <w:r>
+        <w:rPr>
+          <w:color w:val="000000"/>
+          <w:sz w:val="28"/>
+          <w:szCs w:val="28"/>
+          <w:lang w:val="en-US"/>
+        </w:rPr>
+        <w:t>"</w:t>
+      </w:r>
+      <w:proofErr w:type="spellStart"/>
+      <w:r>
+        <w:rPr>
+          <w:color w:val="000000"/>
+          <w:sz w:val="28"/>
+          <w:szCs w:val="28"/>
+          <w:lang w:val="en-US"/>
+        </w:rPr>
+        <w:t>NetLink</w:t>
+      </w:r>
+      <w:proofErr w:type="spellEnd"/>
+      <w:r>
+        <w:rPr>
+          <w:color w:val="000000"/>
+          <w:sz w:val="28"/>
+          <w:szCs w:val="28"/>
+          <w:lang w:val="en-US"/>
+        </w:rPr>
+        <w:t xml:space="preserve"> 3000");</w:t>
       </w:r>
     </w:p>
     <w:p>
@@ -1217,18 +1324,20 @@
         </w:tabs>
         <w:ind w:left="567"/>
         <w:rPr>
-          <w:rFonts w:ascii="Courier New" w:hAnsi="Courier New" w:cs="Courier New"/>
           <w:color w:val="000000"/>
+          <w:sz w:val="28"/>
+          <w:szCs w:val="28"/>
           <w:lang w:val="en-US"/>
         </w:rPr>
       </w:pPr>
       <w:r>
         <w:rPr>
-          <w:rFonts w:ascii="Courier New" w:hAnsi="Courier New" w:cs="Courier New"/>
           <w:color w:val="000000"/>
+          <w:sz w:val="28"/>
+          <w:szCs w:val="28"/>
           <w:lang w:val="en-US"/>
         </w:rPr>
-        <w:t xml:space="preserve">    }</w:t>
+        <w:t xml:space="preserve">        </w:t>
       </w:r>
     </w:p>
     <w:p>
@@ -1253,18 +1362,60 @@
         </w:tabs>
         <w:ind w:left="567"/>
         <w:rPr>
-          <w:rFonts w:ascii="Courier New" w:hAnsi="Courier New" w:cs="Courier New"/>
           <w:color w:val="000000"/>
+          <w:sz w:val="28"/>
+          <w:szCs w:val="28"/>
           <w:lang w:val="en-US"/>
         </w:rPr>
       </w:pPr>
       <w:r>
         <w:rPr>
-          <w:rFonts w:ascii="Courier New" w:hAnsi="Courier New" w:cs="Courier New"/>
           <w:color w:val="000000"/>
+          <w:sz w:val="28"/>
+          <w:szCs w:val="28"/>
           <w:lang w:val="en-US"/>
         </w:rPr>
-        <w:t xml:space="preserve">    </w:t>
+        <w:t xml:space="preserve">        </w:t>
+      </w:r>
+      <w:proofErr w:type="spellStart"/>
+      <w:r>
+        <w:rPr>
+          <w:color w:val="000000"/>
+          <w:sz w:val="28"/>
+          <w:szCs w:val="28"/>
+          <w:lang w:val="en-US"/>
+        </w:rPr>
+        <w:t>IWiFiConnection</w:t>
+      </w:r>
+      <w:proofErr w:type="spellEnd"/>
+      <w:r>
+        <w:rPr>
+          <w:color w:val="000000"/>
+          <w:sz w:val="28"/>
+          <w:szCs w:val="28"/>
+          <w:lang w:val="en-US"/>
+        </w:rPr>
+        <w:t xml:space="preserve"> </w:t>
+      </w:r>
+      <w:proofErr w:type="spellStart"/>
+      <w:r>
+        <w:rPr>
+          <w:color w:val="000000"/>
+          <w:sz w:val="28"/>
+          <w:szCs w:val="28"/>
+          <w:lang w:val="en-US"/>
+        </w:rPr>
+        <w:t>wifi</w:t>
+      </w:r>
+      <w:proofErr w:type="spellEnd"/>
+      <w:r>
+        <w:rPr>
+          <w:color w:val="000000"/>
+          <w:sz w:val="28"/>
+          <w:szCs w:val="28"/>
+          <w:lang w:val="en-US"/>
+        </w:rPr>
+        <w:t xml:space="preserve"> = adapter;</w:t>
       </w:r>
     </w:p>
     <w:p>
@@ -1289,36 +1440,40 @@
         </w:tabs>
         <w:ind w:left="567"/>
         <w:rPr>
-          <w:rFonts w:ascii="Courier New" w:hAnsi="Courier New" w:cs="Courier New"/>
           <w:color w:val="000000"/>
+          <w:sz w:val="28"/>
+          <w:szCs w:val="28"/>
           <w:lang w:val="en-US"/>
         </w:rPr>
       </w:pPr>
       <w:r>
         <w:rPr>
-          <w:rFonts w:ascii="Courier New" w:hAnsi="Courier New" w:cs="Courier New"/>
           <w:color w:val="000000"/>
+          <w:sz w:val="28"/>
+          <w:szCs w:val="28"/>
           <w:lang w:val="en-US"/>
         </w:rPr>
-        <w:t xml:space="preserve">    void </w:t>
+        <w:t xml:space="preserve">        </w:t>
       </w:r>
       <w:proofErr w:type="spellStart"/>
       <w:r>
         <w:rPr>
-          <w:rFonts w:ascii="Courier New" w:hAnsi="Courier New" w:cs="Courier New"/>
           <w:color w:val="000000"/>
+          <w:sz w:val="28"/>
+          <w:szCs w:val="28"/>
           <w:lang w:val="en-US"/>
         </w:rPr>
-        <w:t>IWiFiConnection.Connect</w:t>
+        <w:t>IEthernetConnection</w:t>
       </w:r>
       <w:proofErr w:type="spellEnd"/>
       <w:r>
         <w:rPr>
-          <w:rFonts w:ascii="Courier New" w:hAnsi="Courier New" w:cs="Courier New"/>
           <w:color w:val="000000"/>
+          <w:sz w:val="28"/>
+          <w:szCs w:val="28"/>
           <w:lang w:val="en-US"/>
         </w:rPr>
-        <w:t>()</w:t>
+        <w:t xml:space="preserve"> ethernet = adapter;</w:t>
       </w:r>
     </w:p>
     <w:p>
@@ -1343,18 +1498,20 @@
         </w:tabs>
         <w:ind w:left="567"/>
         <w:rPr>
-          <w:rFonts w:ascii="Courier New" w:hAnsi="Courier New" w:cs="Courier New"/>
           <w:color w:val="000000"/>
+          <w:sz w:val="28"/>
+          <w:szCs w:val="28"/>
           <w:lang w:val="en-US"/>
         </w:rPr>
       </w:pPr>
       <w:r>
         <w:rPr>
-          <w:rFonts w:ascii="Courier New" w:hAnsi="Courier New" w:cs="Courier New"/>
           <w:color w:val="000000"/>
+          <w:sz w:val="28"/>
+          <w:szCs w:val="28"/>
           <w:lang w:val="en-US"/>
         </w:rPr>
-        <w:t xml:space="preserve">    {</w:t>
+        <w:t xml:space="preserve">        </w:t>
       </w:r>
     </w:p>
     <w:p>
@@ -1379,15 +1536,17 @@
         </w:tabs>
         <w:ind w:left="567"/>
         <w:rPr>
-          <w:rFonts w:ascii="Courier New" w:hAnsi="Courier New" w:cs="Courier New"/>
           <w:color w:val="000000"/>
+          <w:sz w:val="28"/>
+          <w:szCs w:val="28"/>
           <w:lang w:val="en-US"/>
         </w:rPr>
       </w:pPr>
       <w:r>
         <w:rPr>
-          <w:rFonts w:ascii="Courier New" w:hAnsi="Courier New" w:cs="Courier New"/>
           <w:color w:val="000000"/>
+          <w:sz w:val="28"/>
+          <w:szCs w:val="28"/>
           <w:lang w:val="en-US"/>
         </w:rPr>
         <w:t xml:space="preserve">        </w:t>
@@ -1395,8 +1554,9 @@
       <w:proofErr w:type="spellStart"/>
       <w:r>
         <w:rPr>
-          <w:rFonts w:ascii="Courier New" w:hAnsi="Courier New" w:cs="Courier New"/>
           <w:color w:val="000000"/>
+          <w:sz w:val="28"/>
+          <w:szCs w:val="28"/>
           <w:lang w:val="en-US"/>
         </w:rPr>
         <w:t>Console.WriteLine</w:t>
@@ -1404,17 +1564,19 @@
       <w:proofErr w:type="spellEnd"/>
       <w:r>
         <w:rPr>
-          <w:rFonts w:ascii="Courier New" w:hAnsi="Courier New" w:cs="Courier New"/>
           <w:color w:val="000000"/>
+          <w:sz w:val="28"/>
+          <w:szCs w:val="28"/>
           <w:lang w:val="en-US"/>
         </w:rPr>
-        <w:t xml:space="preserve">($"Adapter {name}: Connecting via </w:t>
+        <w:t xml:space="preserve">("Testing </w:t>
       </w:r>
       <w:proofErr w:type="spellStart"/>
       <w:r>
         <w:rPr>
-          <w:rFonts w:ascii="Courier New" w:hAnsi="Courier New" w:cs="Courier New"/>
           <w:color w:val="000000"/>
+          <w:sz w:val="28"/>
+          <w:szCs w:val="28"/>
           <w:lang w:val="en-US"/>
         </w:rPr>
         <w:t>WiFi</w:t>
@@ -1422,11 +1584,12 @@
       <w:proofErr w:type="spellEnd"/>
       <w:r>
         <w:rPr>
-          <w:rFonts w:ascii="Courier New" w:hAnsi="Courier New" w:cs="Courier New"/>
           <w:color w:val="000000"/>
+          <w:sz w:val="28"/>
+          <w:szCs w:val="28"/>
           <w:lang w:val="en-US"/>
         </w:rPr>
-        <w:t>...");</w:t>
+        <w:t xml:space="preserve"> connection:");</w:t>
       </w:r>
     </w:p>
     <w:p>
@@ -1451,15 +1614,17 @@
         </w:tabs>
         <w:ind w:left="567"/>
         <w:rPr>
-          <w:rFonts w:ascii="Courier New" w:hAnsi="Courier New" w:cs="Courier New"/>
           <w:color w:val="000000"/>
+          <w:sz w:val="28"/>
+          <w:szCs w:val="28"/>
           <w:lang w:val="en-US"/>
         </w:rPr>
       </w:pPr>
       <w:r>
         <w:rPr>
-          <w:rFonts w:ascii="Courier New" w:hAnsi="Courier New" w:cs="Courier New"/>
           <w:color w:val="000000"/>
+          <w:sz w:val="28"/>
+          <w:szCs w:val="28"/>
           <w:lang w:val="en-US"/>
         </w:rPr>
         <w:t xml:space="preserve">        </w:t>
@@ -1467,8 +1632,9 @@
       <w:proofErr w:type="spellStart"/>
       <w:r>
         <w:rPr>
-          <w:rFonts w:ascii="Courier New" w:hAnsi="Courier New" w:cs="Courier New"/>
           <w:color w:val="000000"/>
+          <w:sz w:val="28"/>
+          <w:szCs w:val="28"/>
           <w:lang w:val="en-US"/>
         </w:rPr>
         <w:t>Console.WriteLine</w:t>
@@ -1476,11 +1642,12 @@
       <w:proofErr w:type="spellEnd"/>
       <w:r>
         <w:rPr>
-          <w:rFonts w:ascii="Courier New" w:hAnsi="Courier New" w:cs="Courier New"/>
           <w:color w:val="000000"/>
+          <w:sz w:val="28"/>
+          <w:szCs w:val="28"/>
           <w:lang w:val="en-US"/>
         </w:rPr>
-        <w:t>("Searching for wireless networks...");</w:t>
+        <w:t>("------------------------");</w:t>
       </w:r>
     </w:p>
     <w:p>
@@ -1505,55 +1672,12 @@
         </w:tabs>
         <w:ind w:left="567"/>
         <w:rPr>
-          <w:rFonts w:ascii="Courier New" w:hAnsi="Courier New" w:cs="Courier New"/>
           <w:color w:val="000000"/>
+          <w:sz w:val="28"/>
+          <w:szCs w:val="28"/>
           <w:lang w:val="en-US"/>
         </w:rPr>
       </w:pPr>
-      <w:r>
-        <w:rPr>
-          <w:rFonts w:ascii="Courier New" w:hAnsi="Courier New" w:cs="Courier New"/>
-          <w:color w:val="000000"/>
-          <w:lang w:val="en-US"/>
-        </w:rPr>
-        <w:t xml:space="preserve">        </w:t>
-      </w:r>
-      <w:proofErr w:type="spellStart"/>
-      <w:r>
-        <w:rPr>
-          <w:rFonts w:ascii="Courier New" w:hAnsi="Courier New" w:cs="Courier New"/>
-          <w:color w:val="000000"/>
-          <w:lang w:val="en-US"/>
-        </w:rPr>
-        <w:t>Console.WriteLine</w:t>
-      </w:r>
-      <w:proofErr w:type="spellEnd"/>
-      <w:r>
-        <w:rPr>
-          <w:rFonts w:ascii="Courier New" w:hAnsi="Courier New" w:cs="Courier New"/>
-          <w:color w:val="000000"/>
-          <w:lang w:val="en-US"/>
-        </w:rPr>
-        <w:t>("</w:t>
-      </w:r>
-      <w:proofErr w:type="spellStart"/>
-      <w:r>
-        <w:rPr>
-          <w:rFonts w:ascii="Courier New" w:hAnsi="Courier New" w:cs="Courier New"/>
-          <w:color w:val="000000"/>
-          <w:lang w:val="en-US"/>
-        </w:rPr>
-        <w:t>WiFi</w:t>
-      </w:r>
-      <w:proofErr w:type="spellEnd"/>
-      <w:r>
-        <w:rPr>
-          <w:rFonts w:ascii="Courier New" w:hAnsi="Courier New" w:cs="Courier New"/>
-          <w:color w:val="000000"/>
-          <w:lang w:val="en-US"/>
-        </w:rPr>
-        <w:t xml:space="preserve"> connection established");</w:t>
-      </w:r>
     </w:p>
     <w:p>
       <w:pPr>
@@ -1577,19 +1701,12 @@
         </w:tabs>
         <w:ind w:left="567"/>
         <w:rPr>
-          <w:rFonts w:ascii="Courier New" w:hAnsi="Courier New" w:cs="Courier New"/>
           <w:color w:val="000000"/>
+          <w:sz w:val="28"/>
+          <w:szCs w:val="28"/>
           <w:lang w:val="en-US"/>
         </w:rPr>
       </w:pPr>
-      <w:r>
-        <w:rPr>
-          <w:rFonts w:ascii="Courier New" w:hAnsi="Courier New" w:cs="Courier New"/>
-          <w:color w:val="000000"/>
-          <w:lang w:val="en-US"/>
-        </w:rPr>
-        <w:t xml:space="preserve">    }</w:t>
-      </w:r>
     </w:p>
     <w:p>
       <w:pPr>
@@ -1613,19 +1730,12 @@
         </w:tabs>
         <w:ind w:left="567"/>
         <w:rPr>
-          <w:rFonts w:ascii="Courier New" w:hAnsi="Courier New" w:cs="Courier New"/>
           <w:color w:val="000000"/>
+          <w:sz w:val="28"/>
+          <w:szCs w:val="28"/>
           <w:lang w:val="en-US"/>
         </w:rPr>
       </w:pPr>
-      <w:r>
-        <w:rPr>
-          <w:rFonts w:ascii="Courier New" w:hAnsi="Courier New" w:cs="Courier New"/>
-          <w:color w:val="000000"/>
-          <w:lang w:val="en-US"/>
-        </w:rPr>
-        <w:t xml:space="preserve">    </w:t>
-      </w:r>
     </w:p>
     <w:p>
       <w:pPr>
@@ -1649,37 +1759,12 @@
         </w:tabs>
         <w:ind w:left="567"/>
         <w:rPr>
-          <w:rFonts w:ascii="Courier New" w:hAnsi="Courier New" w:cs="Courier New"/>
           <w:color w:val="000000"/>
+          <w:sz w:val="28"/>
+          <w:szCs w:val="28"/>
           <w:lang w:val="en-US"/>
         </w:rPr>
       </w:pPr>
-      <w:r>
-        <w:rPr>
-          <w:rFonts w:ascii="Courier New" w:hAnsi="Courier New" w:cs="Courier New"/>
-          <w:color w:val="000000"/>
-          <w:lang w:val="en-US"/>
-        </w:rPr>
-        <w:t xml:space="preserve">    void </w:t>
-      </w:r>
-      <w:proofErr w:type="spellStart"/>
-      <w:r>
-        <w:rPr>
-          <w:rFonts w:ascii="Courier New" w:hAnsi="Courier New" w:cs="Courier New"/>
-          <w:color w:val="000000"/>
-          <w:lang w:val="en-US"/>
-        </w:rPr>
-        <w:t>IEthernetConnection.Connect</w:t>
-      </w:r>
-      <w:proofErr w:type="spellEnd"/>
-      <w:r>
-        <w:rPr>
-          <w:rFonts w:ascii="Courier New" w:hAnsi="Courier New" w:cs="Courier New"/>
-          <w:color w:val="000000"/>
-          <w:lang w:val="en-US"/>
-        </w:rPr>
-        <w:t>()</w:t>
-      </w:r>
     </w:p>
     <w:p>
       <w:pPr>
@@ -1703,19 +1788,12 @@
         </w:tabs>
         <w:ind w:left="567"/>
         <w:rPr>
-          <w:rFonts w:ascii="Courier New" w:hAnsi="Courier New" w:cs="Courier New"/>
           <w:color w:val="000000"/>
+          <w:sz w:val="28"/>
+          <w:szCs w:val="28"/>
           <w:lang w:val="en-US"/>
         </w:rPr>
       </w:pPr>
-      <w:r>
-        <w:rPr>
-          <w:rFonts w:ascii="Courier New" w:hAnsi="Courier New" w:cs="Courier New"/>
-          <w:color w:val="000000"/>
-          <w:lang w:val="en-US"/>
-        </w:rPr>
-        <w:t xml:space="preserve">    {</w:t>
-      </w:r>
     </w:p>
     <w:p>
       <w:pPr>
@@ -1739,36 +1817,51 @@
         </w:tabs>
         <w:ind w:left="567"/>
         <w:rPr>
-          <w:rFonts w:ascii="Courier New" w:hAnsi="Courier New" w:cs="Courier New"/>
           <w:color w:val="000000"/>
+          <w:sz w:val="28"/>
+          <w:szCs w:val="28"/>
           <w:lang w:val="en-US"/>
         </w:rPr>
       </w:pPr>
       <w:r>
         <w:rPr>
-          <w:rFonts w:ascii="Courier New" w:hAnsi="Courier New" w:cs="Courier New"/>
           <w:color w:val="000000"/>
+          <w:sz w:val="28"/>
+          <w:szCs w:val="28"/>
           <w:lang w:val="en-US"/>
         </w:rPr>
         <w:t xml:space="preserve">        </w:t>
       </w:r>
       <w:proofErr w:type="spellStart"/>
+      <w:proofErr w:type="gramStart"/>
       <w:r>
         <w:rPr>
-          <w:rFonts w:ascii="Courier New" w:hAnsi="Courier New" w:cs="Courier New"/>
           <w:color w:val="000000"/>
+          <w:sz w:val="28"/>
+          <w:szCs w:val="28"/>
           <w:lang w:val="en-US"/>
         </w:rPr>
-        <w:t>Console.WriteLine</w:t>
+        <w:t>wifi.Connect</w:t>
       </w:r>
       <w:proofErr w:type="spellEnd"/>
+      <w:proofErr w:type="gramEnd"/>
       <w:r>
         <w:rPr>
-          <w:rFonts w:ascii="Courier New" w:hAnsi="Courier New" w:cs="Courier New"/>
           <w:color w:val="000000"/>
+          <w:sz w:val="28"/>
+          <w:szCs w:val="28"/>
           <w:lang w:val="en-US"/>
         </w:rPr>
-        <w:t>($"Adapter {name}: Connecting via Ethernet...");</w:t>
+        <w:t>()</w:t>
+      </w:r>
+      <w:r>
+        <w:rPr>
+          <w:color w:val="000000"/>
+          <w:sz w:val="28"/>
+          <w:szCs w:val="28"/>
+          <w:lang w:val="en-US"/>
+        </w:rPr>
+        <w:t>;</w:t>
       </w:r>
     </w:p>
     <w:p>
@@ -1793,15 +1886,17 @@
         </w:tabs>
         <w:ind w:left="567"/>
         <w:rPr>
-          <w:rFonts w:ascii="Courier New" w:hAnsi="Courier New" w:cs="Courier New"/>
           <w:color w:val="000000"/>
+          <w:sz w:val="28"/>
+          <w:szCs w:val="28"/>
           <w:lang w:val="en-US"/>
         </w:rPr>
       </w:pPr>
       <w:r>
         <w:rPr>
-          <w:rFonts w:ascii="Courier New" w:hAnsi="Courier New" w:cs="Courier New"/>
           <w:color w:val="000000"/>
+          <w:sz w:val="28"/>
+          <w:szCs w:val="28"/>
           <w:lang w:val="en-US"/>
         </w:rPr>
         <w:t xml:space="preserve">        </w:t>
@@ -1809,8 +1904,9 @@
       <w:proofErr w:type="spellStart"/>
       <w:r>
         <w:rPr>
-          <w:rFonts w:ascii="Courier New" w:hAnsi="Courier New" w:cs="Courier New"/>
           <w:color w:val="000000"/>
+          <w:sz w:val="28"/>
+          <w:szCs w:val="28"/>
           <w:lang w:val="en-US"/>
         </w:rPr>
         <w:t>Console.WriteLine</w:t>
@@ -1818,11 +1914,32 @@
       <w:proofErr w:type="spellEnd"/>
       <w:r>
         <w:rPr>
-          <w:rFonts w:ascii="Courier New" w:hAnsi="Courier New" w:cs="Courier New"/>
           <w:color w:val="000000"/>
+          <w:sz w:val="28"/>
+          <w:szCs w:val="28"/>
           <w:lang w:val="en-US"/>
         </w:rPr>
-        <w:t>("Checking cable connection...");</w:t>
+        <w:t>("\</w:t>
+      </w:r>
+      <w:proofErr w:type="spellStart"/>
+      <w:r>
+        <w:rPr>
+          <w:color w:val="000000"/>
+          <w:sz w:val="28"/>
+          <w:szCs w:val="28"/>
+          <w:lang w:val="en-US"/>
+        </w:rPr>
+        <w:t>nTesting</w:t>
+      </w:r>
+      <w:proofErr w:type="spellEnd"/>
+      <w:r>
+        <w:rPr>
+          <w:color w:val="000000"/>
+          <w:sz w:val="28"/>
+          <w:szCs w:val="28"/>
+          <w:lang w:val="en-US"/>
+        </w:rPr>
+        <w:t xml:space="preserve"> Ethernet connection:");</w:t>
       </w:r>
     </w:p>
     <w:p>
@@ -1847,15 +1964,17 @@
         </w:tabs>
         <w:ind w:left="567"/>
         <w:rPr>
-          <w:rFonts w:ascii="Courier New" w:hAnsi="Courier New" w:cs="Courier New"/>
           <w:color w:val="000000"/>
+          <w:sz w:val="28"/>
+          <w:szCs w:val="28"/>
           <w:lang w:val="en-US"/>
         </w:rPr>
       </w:pPr>
       <w:r>
         <w:rPr>
-          <w:rFonts w:ascii="Courier New" w:hAnsi="Courier New" w:cs="Courier New"/>
           <w:color w:val="000000"/>
+          <w:sz w:val="28"/>
+          <w:szCs w:val="28"/>
           <w:lang w:val="en-US"/>
         </w:rPr>
         <w:t xml:space="preserve">        </w:t>
@@ -1863,8 +1982,9 @@
       <w:proofErr w:type="spellStart"/>
       <w:r>
         <w:rPr>
-          <w:rFonts w:ascii="Courier New" w:hAnsi="Courier New" w:cs="Courier New"/>
           <w:color w:val="000000"/>
+          <w:sz w:val="28"/>
+          <w:szCs w:val="28"/>
           <w:lang w:val="en-US"/>
         </w:rPr>
         <w:t>Console.WriteLine</w:t>
@@ -1872,11 +1992,12 @@
       <w:proofErr w:type="spellEnd"/>
       <w:r>
         <w:rPr>
-          <w:rFonts w:ascii="Courier New" w:hAnsi="Courier New" w:cs="Courier New"/>
           <w:color w:val="000000"/>
+          <w:sz w:val="28"/>
+          <w:szCs w:val="28"/>
           <w:lang w:val="en-US"/>
         </w:rPr>
-        <w:t>("Ethernet connection established");</w:t>
+        <w:t>("------------------------");</w:t>
       </w:r>
     </w:p>
     <w:p>
@@ -1901,18 +2022,42 @@
         </w:tabs>
         <w:ind w:left="567"/>
         <w:rPr>
-          <w:rFonts w:ascii="Courier New" w:hAnsi="Courier New" w:cs="Courier New"/>
           <w:color w:val="000000"/>
+          <w:sz w:val="28"/>
+          <w:szCs w:val="28"/>
           <w:lang w:val="en-US"/>
         </w:rPr>
       </w:pPr>
       <w:r>
         <w:rPr>
-          <w:rFonts w:ascii="Courier New" w:hAnsi="Courier New" w:cs="Courier New"/>
           <w:color w:val="000000"/>
+          <w:sz w:val="28"/>
+          <w:szCs w:val="28"/>
           <w:lang w:val="en-US"/>
         </w:rPr>
-        <w:t xml:space="preserve">    }</w:t>
+        <w:t xml:space="preserve">        </w:t>
+      </w:r>
+      <w:proofErr w:type="spellStart"/>
+      <w:proofErr w:type="gramStart"/>
+      <w:r>
+        <w:rPr>
+          <w:color w:val="000000"/>
+          <w:sz w:val="28"/>
+          <w:szCs w:val="28"/>
+          <w:lang w:val="en-US"/>
+        </w:rPr>
+        <w:t>ethernet.Connect</w:t>
+      </w:r>
+      <w:proofErr w:type="spellEnd"/>
+      <w:proofErr w:type="gramEnd"/>
+      <w:r>
+        <w:rPr>
+          <w:color w:val="000000"/>
+          <w:sz w:val="28"/>
+          <w:szCs w:val="28"/>
+          <w:lang w:val="en-US"/>
+        </w:rPr>
+        <w:t>();</w:t>
       </w:r>
     </w:p>
     <w:p>
@@ -1937,18 +2082,20 @@
         </w:tabs>
         <w:ind w:left="567"/>
         <w:rPr>
-          <w:rFonts w:ascii="Courier New" w:hAnsi="Courier New" w:cs="Courier New"/>
           <w:color w:val="000000"/>
+          <w:sz w:val="28"/>
+          <w:szCs w:val="28"/>
           <w:lang w:val="en-US"/>
         </w:rPr>
       </w:pPr>
       <w:r>
         <w:rPr>
-          <w:rFonts w:ascii="Courier New" w:hAnsi="Courier New" w:cs="Courier New"/>
           <w:color w:val="000000"/>
+          <w:sz w:val="28"/>
+          <w:szCs w:val="28"/>
           <w:lang w:val="en-US"/>
         </w:rPr>
-        <w:t>}</w:t>
+        <w:t xml:space="preserve">    }</w:t>
       </w:r>
     </w:p>
     <w:p>
@@ -1973,1111 +2120,21 @@
         </w:tabs>
         <w:ind w:left="567"/>
         <w:rPr>
-          <w:rFonts w:ascii="Courier New" w:hAnsi="Courier New" w:cs="Courier New"/>
           <w:color w:val="000000"/>
+          <w:sz w:val="28"/>
+          <w:szCs w:val="28"/>
           <w:lang w:val="en-US"/>
         </w:rPr>
       </w:pPr>
-    </w:p>
-    <w:p>
-      <w:pPr>
-        <w:tabs>
-          <w:tab w:val="left" w:pos="916"/>
-          <w:tab w:val="left" w:pos="1832"/>
-          <w:tab w:val="left" w:pos="2748"/>
-          <w:tab w:val="left" w:pos="3664"/>
-          <w:tab w:val="left" w:pos="4580"/>
-          <w:tab w:val="left" w:pos="5496"/>
-          <w:tab w:val="left" w:pos="6412"/>
-          <w:tab w:val="left" w:pos="7328"/>
-          <w:tab w:val="left" w:pos="8244"/>
-          <w:tab w:val="left" w:pos="9160"/>
-          <w:tab w:val="left" w:pos="10076"/>
-          <w:tab w:val="left" w:pos="10992"/>
-          <w:tab w:val="left" w:pos="11908"/>
-          <w:tab w:val="left" w:pos="12824"/>
-          <w:tab w:val="left" w:pos="13740"/>
-          <w:tab w:val="left" w:pos="14656"/>
-        </w:tabs>
-        <w:ind w:left="567"/>
-        <w:rPr>
-          <w:rFonts w:ascii="Courier New" w:hAnsi="Courier New" w:cs="Courier New"/>
+      <w:r>
+        <w:rPr>
           <w:color w:val="000000"/>
-          <w:lang w:val="en-US"/>
-        </w:rPr>
-      </w:pPr>
-    </w:p>
-    <w:p>
-      <w:pPr>
-        <w:tabs>
-          <w:tab w:val="left" w:pos="916"/>
-          <w:tab w:val="left" w:pos="1832"/>
-          <w:tab w:val="left" w:pos="2748"/>
-          <w:tab w:val="left" w:pos="3664"/>
-          <w:tab w:val="left" w:pos="4580"/>
-          <w:tab w:val="left" w:pos="5496"/>
-          <w:tab w:val="left" w:pos="6412"/>
-          <w:tab w:val="left" w:pos="7328"/>
-          <w:tab w:val="left" w:pos="8244"/>
-          <w:tab w:val="left" w:pos="9160"/>
-          <w:tab w:val="left" w:pos="10076"/>
-          <w:tab w:val="left" w:pos="10992"/>
-          <w:tab w:val="left" w:pos="11908"/>
-          <w:tab w:val="left" w:pos="12824"/>
-          <w:tab w:val="left" w:pos="13740"/>
-          <w:tab w:val="left" w:pos="14656"/>
-        </w:tabs>
-        <w:ind w:left="567"/>
-        <w:rPr>
-          <w:rFonts w:ascii="Courier New" w:hAnsi="Courier New" w:cs="Courier New"/>
-          <w:color w:val="000000"/>
-          <w:lang w:val="en-US"/>
-        </w:rPr>
-      </w:pPr>
-    </w:p>
-    <w:p>
-      <w:pPr>
-        <w:tabs>
-          <w:tab w:val="left" w:pos="916"/>
-          <w:tab w:val="left" w:pos="1832"/>
-          <w:tab w:val="left" w:pos="2748"/>
-          <w:tab w:val="left" w:pos="3664"/>
-          <w:tab w:val="left" w:pos="4580"/>
-          <w:tab w:val="left" w:pos="5496"/>
-          <w:tab w:val="left" w:pos="6412"/>
-          <w:tab w:val="left" w:pos="7328"/>
-          <w:tab w:val="left" w:pos="8244"/>
-          <w:tab w:val="left" w:pos="9160"/>
-          <w:tab w:val="left" w:pos="10076"/>
-          <w:tab w:val="left" w:pos="10992"/>
-          <w:tab w:val="left" w:pos="11908"/>
-          <w:tab w:val="left" w:pos="12824"/>
-          <w:tab w:val="left" w:pos="13740"/>
-          <w:tab w:val="left" w:pos="14656"/>
-        </w:tabs>
-        <w:ind w:left="567"/>
-        <w:rPr>
-          <w:rFonts w:ascii="Courier New" w:hAnsi="Courier New" w:cs="Courier New"/>
-          <w:color w:val="000000"/>
-          <w:lang w:val="en-US"/>
-        </w:rPr>
-      </w:pPr>
-    </w:p>
-    <w:p>
-      <w:pPr>
-        <w:tabs>
-          <w:tab w:val="left" w:pos="916"/>
-          <w:tab w:val="left" w:pos="1832"/>
-          <w:tab w:val="left" w:pos="2748"/>
-          <w:tab w:val="left" w:pos="3664"/>
-          <w:tab w:val="left" w:pos="4580"/>
-          <w:tab w:val="left" w:pos="5496"/>
-          <w:tab w:val="left" w:pos="6412"/>
-          <w:tab w:val="left" w:pos="7328"/>
-          <w:tab w:val="left" w:pos="8244"/>
-          <w:tab w:val="left" w:pos="9160"/>
-          <w:tab w:val="left" w:pos="10076"/>
-          <w:tab w:val="left" w:pos="10992"/>
-          <w:tab w:val="left" w:pos="11908"/>
-          <w:tab w:val="left" w:pos="12824"/>
-          <w:tab w:val="left" w:pos="13740"/>
-          <w:tab w:val="left" w:pos="14656"/>
-        </w:tabs>
-        <w:ind w:left="567"/>
-        <w:rPr>
-          <w:rFonts w:ascii="Courier New" w:hAnsi="Courier New" w:cs="Courier New"/>
-          <w:color w:val="000000"/>
-          <w:lang w:val="en-US"/>
-        </w:rPr>
-      </w:pPr>
-    </w:p>
-    <w:p>
-      <w:pPr>
-        <w:tabs>
-          <w:tab w:val="left" w:pos="916"/>
-          <w:tab w:val="left" w:pos="1832"/>
-          <w:tab w:val="left" w:pos="2748"/>
-          <w:tab w:val="left" w:pos="3664"/>
-          <w:tab w:val="left" w:pos="4580"/>
-          <w:tab w:val="left" w:pos="5496"/>
-          <w:tab w:val="left" w:pos="6412"/>
-          <w:tab w:val="left" w:pos="7328"/>
-          <w:tab w:val="left" w:pos="8244"/>
-          <w:tab w:val="left" w:pos="9160"/>
-          <w:tab w:val="left" w:pos="10076"/>
-          <w:tab w:val="left" w:pos="10992"/>
-          <w:tab w:val="left" w:pos="11908"/>
-          <w:tab w:val="left" w:pos="12824"/>
-          <w:tab w:val="left" w:pos="13740"/>
-          <w:tab w:val="left" w:pos="14656"/>
-        </w:tabs>
-        <w:ind w:left="567"/>
-        <w:rPr>
-          <w:rFonts w:ascii="Courier New" w:hAnsi="Courier New" w:cs="Courier New"/>
-          <w:color w:val="000000"/>
-          <w:lang w:val="en-US"/>
-        </w:rPr>
-      </w:pPr>
-    </w:p>
-    <w:p>
-      <w:pPr>
-        <w:tabs>
-          <w:tab w:val="left" w:pos="916"/>
-          <w:tab w:val="left" w:pos="1832"/>
-          <w:tab w:val="left" w:pos="2748"/>
-          <w:tab w:val="left" w:pos="3664"/>
-          <w:tab w:val="left" w:pos="4580"/>
-          <w:tab w:val="left" w:pos="5496"/>
-          <w:tab w:val="left" w:pos="6412"/>
-          <w:tab w:val="left" w:pos="7328"/>
-          <w:tab w:val="left" w:pos="8244"/>
-          <w:tab w:val="left" w:pos="9160"/>
-          <w:tab w:val="left" w:pos="10076"/>
-          <w:tab w:val="left" w:pos="10992"/>
-          <w:tab w:val="left" w:pos="11908"/>
-          <w:tab w:val="left" w:pos="12824"/>
-          <w:tab w:val="left" w:pos="13740"/>
-          <w:tab w:val="left" w:pos="14656"/>
-        </w:tabs>
-        <w:ind w:left="567"/>
-        <w:rPr>
-          <w:rFonts w:ascii="Courier New" w:hAnsi="Courier New" w:cs="Courier New"/>
-          <w:color w:val="000000"/>
-          <w:lang w:val="en-US"/>
-        </w:rPr>
-      </w:pPr>
-      <w:r>
-        <w:rPr>
-          <w:rFonts w:ascii="Courier New" w:hAnsi="Courier New" w:cs="Courier New"/>
-          <w:color w:val="000000"/>
-          <w:lang w:val="en-US"/>
-        </w:rPr>
-        <w:t>class Program</w:t>
-      </w:r>
-    </w:p>
-    <w:p>
-      <w:pPr>
-        <w:tabs>
-          <w:tab w:val="left" w:pos="916"/>
-          <w:tab w:val="left" w:pos="1832"/>
-          <w:tab w:val="left" w:pos="2748"/>
-          <w:tab w:val="left" w:pos="3664"/>
-          <w:tab w:val="left" w:pos="4580"/>
-          <w:tab w:val="left" w:pos="5496"/>
-          <w:tab w:val="left" w:pos="6412"/>
-          <w:tab w:val="left" w:pos="7328"/>
-          <w:tab w:val="left" w:pos="8244"/>
-          <w:tab w:val="left" w:pos="9160"/>
-          <w:tab w:val="left" w:pos="10076"/>
-          <w:tab w:val="left" w:pos="10992"/>
-          <w:tab w:val="left" w:pos="11908"/>
-          <w:tab w:val="left" w:pos="12824"/>
-          <w:tab w:val="left" w:pos="13740"/>
-          <w:tab w:val="left" w:pos="14656"/>
-        </w:tabs>
-        <w:ind w:left="567"/>
-        <w:rPr>
-          <w:rFonts w:ascii="Courier New" w:hAnsi="Courier New" w:cs="Courier New"/>
-          <w:color w:val="000000"/>
-          <w:lang w:val="en-US"/>
-        </w:rPr>
-      </w:pPr>
-      <w:r>
-        <w:rPr>
-          <w:rFonts w:ascii="Courier New" w:hAnsi="Courier New" w:cs="Courier New"/>
-          <w:color w:val="000000"/>
-          <w:lang w:val="en-US"/>
-        </w:rPr>
-        <w:t>{</w:t>
-      </w:r>
-    </w:p>
-    <w:p>
-      <w:pPr>
-        <w:tabs>
-          <w:tab w:val="left" w:pos="916"/>
-          <w:tab w:val="left" w:pos="1832"/>
-          <w:tab w:val="left" w:pos="2748"/>
-          <w:tab w:val="left" w:pos="3664"/>
-          <w:tab w:val="left" w:pos="4580"/>
-          <w:tab w:val="left" w:pos="5496"/>
-          <w:tab w:val="left" w:pos="6412"/>
-          <w:tab w:val="left" w:pos="7328"/>
-          <w:tab w:val="left" w:pos="8244"/>
-          <w:tab w:val="left" w:pos="9160"/>
-          <w:tab w:val="left" w:pos="10076"/>
-          <w:tab w:val="left" w:pos="10992"/>
-          <w:tab w:val="left" w:pos="11908"/>
-          <w:tab w:val="left" w:pos="12824"/>
-          <w:tab w:val="left" w:pos="13740"/>
-          <w:tab w:val="left" w:pos="14656"/>
-        </w:tabs>
-        <w:ind w:left="567"/>
-        <w:rPr>
-          <w:rFonts w:ascii="Courier New" w:hAnsi="Courier New" w:cs="Courier New"/>
-          <w:color w:val="000000"/>
-          <w:lang w:val="en-US"/>
-        </w:rPr>
-      </w:pPr>
-      <w:r>
-        <w:rPr>
-          <w:rFonts w:ascii="Courier New" w:hAnsi="Courier New" w:cs="Courier New"/>
-          <w:color w:val="000000"/>
-          <w:lang w:val="en-US"/>
-        </w:rPr>
-        <w:t xml:space="preserve">    static void Main(</w:t>
-      </w:r>
-      <w:proofErr w:type="gramStart"/>
-      <w:r>
-        <w:rPr>
-          <w:rFonts w:ascii="Courier New" w:hAnsi="Courier New" w:cs="Courier New"/>
-          <w:color w:val="000000"/>
-          <w:lang w:val="en-US"/>
-        </w:rPr>
-        <w:t>string[</w:t>
-      </w:r>
-      <w:proofErr w:type="gramEnd"/>
-      <w:r>
-        <w:rPr>
-          <w:rFonts w:ascii="Courier New" w:hAnsi="Courier New" w:cs="Courier New"/>
-          <w:color w:val="000000"/>
-          <w:lang w:val="en-US"/>
-        </w:rPr>
-        <w:t xml:space="preserve">] </w:t>
-      </w:r>
-      <w:proofErr w:type="spellStart"/>
-      <w:r>
-        <w:rPr>
-          <w:rFonts w:ascii="Courier New" w:hAnsi="Courier New" w:cs="Courier New"/>
-          <w:color w:val="000000"/>
-          <w:lang w:val="en-US"/>
-        </w:rPr>
-        <w:t>args</w:t>
-      </w:r>
-      <w:proofErr w:type="spellEnd"/>
-      <w:r>
-        <w:rPr>
-          <w:rFonts w:ascii="Courier New" w:hAnsi="Courier New" w:cs="Courier New"/>
-          <w:color w:val="000000"/>
-          <w:lang w:val="en-US"/>
-        </w:rPr>
-        <w:t>)</w:t>
-      </w:r>
-    </w:p>
-    <w:p>
-      <w:pPr>
-        <w:tabs>
-          <w:tab w:val="left" w:pos="916"/>
-          <w:tab w:val="left" w:pos="1832"/>
-          <w:tab w:val="left" w:pos="2748"/>
-          <w:tab w:val="left" w:pos="3664"/>
-          <w:tab w:val="left" w:pos="4580"/>
-          <w:tab w:val="left" w:pos="5496"/>
-          <w:tab w:val="left" w:pos="6412"/>
-          <w:tab w:val="left" w:pos="7328"/>
-          <w:tab w:val="left" w:pos="8244"/>
-          <w:tab w:val="left" w:pos="9160"/>
-          <w:tab w:val="left" w:pos="10076"/>
-          <w:tab w:val="left" w:pos="10992"/>
-          <w:tab w:val="left" w:pos="11908"/>
-          <w:tab w:val="left" w:pos="12824"/>
-          <w:tab w:val="left" w:pos="13740"/>
-          <w:tab w:val="left" w:pos="14656"/>
-        </w:tabs>
-        <w:ind w:left="567"/>
-        <w:rPr>
-          <w:rFonts w:ascii="Courier New" w:hAnsi="Courier New" w:cs="Courier New"/>
-          <w:color w:val="000000"/>
-          <w:lang w:val="en-US"/>
-        </w:rPr>
-      </w:pPr>
-      <w:r>
-        <w:rPr>
-          <w:rFonts w:ascii="Courier New" w:hAnsi="Courier New" w:cs="Courier New"/>
-          <w:color w:val="000000"/>
-          <w:lang w:val="en-US"/>
-        </w:rPr>
-        <w:t xml:space="preserve">    {</w:t>
-      </w:r>
-    </w:p>
-    <w:p>
-      <w:pPr>
-        <w:tabs>
-          <w:tab w:val="left" w:pos="916"/>
-          <w:tab w:val="left" w:pos="1832"/>
-          <w:tab w:val="left" w:pos="2748"/>
-          <w:tab w:val="left" w:pos="3664"/>
-          <w:tab w:val="left" w:pos="4580"/>
-          <w:tab w:val="left" w:pos="5496"/>
-          <w:tab w:val="left" w:pos="6412"/>
-          <w:tab w:val="left" w:pos="7328"/>
-          <w:tab w:val="left" w:pos="8244"/>
-          <w:tab w:val="left" w:pos="9160"/>
-          <w:tab w:val="left" w:pos="10076"/>
-          <w:tab w:val="left" w:pos="10992"/>
-          <w:tab w:val="left" w:pos="11908"/>
-          <w:tab w:val="left" w:pos="12824"/>
-          <w:tab w:val="left" w:pos="13740"/>
-          <w:tab w:val="left" w:pos="14656"/>
-        </w:tabs>
-        <w:ind w:left="567"/>
-        <w:rPr>
-          <w:rFonts w:ascii="Courier New" w:hAnsi="Courier New" w:cs="Courier New"/>
-          <w:color w:val="000000"/>
-          <w:lang w:val="en-US"/>
-        </w:rPr>
-      </w:pPr>
-      <w:r>
-        <w:rPr>
-          <w:rFonts w:ascii="Courier New" w:hAnsi="Courier New" w:cs="Courier New"/>
-          <w:color w:val="000000"/>
-          <w:lang w:val="en-US"/>
-        </w:rPr>
-        <w:t xml:space="preserve">        </w:t>
-      </w:r>
-      <w:proofErr w:type="spellStart"/>
-      <w:r>
-        <w:rPr>
-          <w:rFonts w:ascii="Courier New" w:hAnsi="Courier New" w:cs="Courier New"/>
-          <w:color w:val="000000"/>
-          <w:lang w:val="en-US"/>
-        </w:rPr>
-        <w:t>NetworkAdapter</w:t>
-      </w:r>
-      <w:proofErr w:type="spellEnd"/>
-      <w:r>
-        <w:rPr>
-          <w:rFonts w:ascii="Courier New" w:hAnsi="Courier New" w:cs="Courier New"/>
-          <w:color w:val="000000"/>
-          <w:lang w:val="en-US"/>
-        </w:rPr>
-        <w:t xml:space="preserve"> adapter = new </w:t>
-      </w:r>
-      <w:proofErr w:type="spellStart"/>
-      <w:proofErr w:type="gramStart"/>
-      <w:r>
-        <w:rPr>
-          <w:rFonts w:ascii="Courier New" w:hAnsi="Courier New" w:cs="Courier New"/>
-          <w:color w:val="000000"/>
-          <w:lang w:val="en-US"/>
-        </w:rPr>
-        <w:t>NetworkAdapter</w:t>
-      </w:r>
-      <w:proofErr w:type="spellEnd"/>
-      <w:r>
-        <w:rPr>
-          <w:rFonts w:ascii="Courier New" w:hAnsi="Courier New" w:cs="Courier New"/>
-          <w:color w:val="000000"/>
-          <w:lang w:val="en-US"/>
-        </w:rPr>
-        <w:t>(</w:t>
-      </w:r>
-      <w:proofErr w:type="gramEnd"/>
-      <w:r>
-        <w:rPr>
-          <w:rFonts w:ascii="Courier New" w:hAnsi="Courier New" w:cs="Courier New"/>
-          <w:color w:val="000000"/>
-          <w:lang w:val="en-US"/>
-        </w:rPr>
-        <w:t>"</w:t>
-      </w:r>
-      <w:proofErr w:type="spellStart"/>
-      <w:r>
-        <w:rPr>
-          <w:rFonts w:ascii="Courier New" w:hAnsi="Courier New" w:cs="Courier New"/>
-          <w:color w:val="000000"/>
-          <w:lang w:val="en-US"/>
-        </w:rPr>
-        <w:t>NetLink</w:t>
-      </w:r>
-      <w:proofErr w:type="spellEnd"/>
-      <w:r>
-        <w:rPr>
-          <w:rFonts w:ascii="Courier New" w:hAnsi="Courier New" w:cs="Courier New"/>
-          <w:color w:val="000000"/>
-          <w:lang w:val="en-US"/>
-        </w:rPr>
-        <w:t xml:space="preserve"> 3000");</w:t>
-      </w:r>
-    </w:p>
-    <w:p>
-      <w:pPr>
-        <w:tabs>
-          <w:tab w:val="left" w:pos="916"/>
-          <w:tab w:val="left" w:pos="1832"/>
-          <w:tab w:val="left" w:pos="2748"/>
-          <w:tab w:val="left" w:pos="3664"/>
-          <w:tab w:val="left" w:pos="4580"/>
-          <w:tab w:val="left" w:pos="5496"/>
-          <w:tab w:val="left" w:pos="6412"/>
-          <w:tab w:val="left" w:pos="7328"/>
-          <w:tab w:val="left" w:pos="8244"/>
-          <w:tab w:val="left" w:pos="9160"/>
-          <w:tab w:val="left" w:pos="10076"/>
-          <w:tab w:val="left" w:pos="10992"/>
-          <w:tab w:val="left" w:pos="11908"/>
-          <w:tab w:val="left" w:pos="12824"/>
-          <w:tab w:val="left" w:pos="13740"/>
-          <w:tab w:val="left" w:pos="14656"/>
-        </w:tabs>
-        <w:ind w:left="567"/>
-        <w:rPr>
-          <w:rFonts w:ascii="Courier New" w:hAnsi="Courier New" w:cs="Courier New"/>
-          <w:color w:val="000000"/>
-          <w:lang w:val="en-US"/>
-        </w:rPr>
-      </w:pPr>
-      <w:r>
-        <w:rPr>
-          <w:rFonts w:ascii="Courier New" w:hAnsi="Courier New" w:cs="Courier New"/>
-          <w:color w:val="000000"/>
-          <w:lang w:val="en-US"/>
-        </w:rPr>
-        <w:t xml:space="preserve">        </w:t>
-      </w:r>
-    </w:p>
-    <w:p>
-      <w:pPr>
-        <w:tabs>
-          <w:tab w:val="left" w:pos="916"/>
-          <w:tab w:val="left" w:pos="1832"/>
-          <w:tab w:val="left" w:pos="2748"/>
-          <w:tab w:val="left" w:pos="3664"/>
-          <w:tab w:val="left" w:pos="4580"/>
-          <w:tab w:val="left" w:pos="5496"/>
-          <w:tab w:val="left" w:pos="6412"/>
-          <w:tab w:val="left" w:pos="7328"/>
-          <w:tab w:val="left" w:pos="8244"/>
-          <w:tab w:val="left" w:pos="9160"/>
-          <w:tab w:val="left" w:pos="10076"/>
-          <w:tab w:val="left" w:pos="10992"/>
-          <w:tab w:val="left" w:pos="11908"/>
-          <w:tab w:val="left" w:pos="12824"/>
-          <w:tab w:val="left" w:pos="13740"/>
-          <w:tab w:val="left" w:pos="14656"/>
-        </w:tabs>
-        <w:ind w:left="567"/>
-        <w:rPr>
-          <w:rFonts w:ascii="Courier New" w:hAnsi="Courier New" w:cs="Courier New"/>
-          <w:color w:val="000000"/>
-          <w:lang w:val="en-US"/>
-        </w:rPr>
-      </w:pPr>
-      <w:r>
-        <w:rPr>
-          <w:rFonts w:ascii="Courier New" w:hAnsi="Courier New" w:cs="Courier New"/>
-          <w:color w:val="000000"/>
-          <w:lang w:val="en-US"/>
-        </w:rPr>
-        <w:t xml:space="preserve">        </w:t>
-      </w:r>
-      <w:proofErr w:type="spellStart"/>
-      <w:r>
-        <w:rPr>
-          <w:rFonts w:ascii="Courier New" w:hAnsi="Courier New" w:cs="Courier New"/>
-          <w:color w:val="000000"/>
-          <w:lang w:val="en-US"/>
-        </w:rPr>
-        <w:t>IWiFiConnection</w:t>
-      </w:r>
-      <w:proofErr w:type="spellEnd"/>
-      <w:r>
-        <w:rPr>
-          <w:rFonts w:ascii="Courier New" w:hAnsi="Courier New" w:cs="Courier New"/>
-          <w:color w:val="000000"/>
-          <w:lang w:val="en-US"/>
-        </w:rPr>
-        <w:t xml:space="preserve"> </w:t>
-      </w:r>
-      <w:proofErr w:type="spellStart"/>
-      <w:r>
-        <w:rPr>
-          <w:rFonts w:ascii="Courier New" w:hAnsi="Courier New" w:cs="Courier New"/>
-          <w:color w:val="000000"/>
-          <w:lang w:val="en-US"/>
-        </w:rPr>
-        <w:t>wifi</w:t>
-      </w:r>
-      <w:proofErr w:type="spellEnd"/>
-      <w:r>
-        <w:rPr>
-          <w:rFonts w:ascii="Courier New" w:hAnsi="Courier New" w:cs="Courier New"/>
-          <w:color w:val="000000"/>
-          <w:lang w:val="en-US"/>
-        </w:rPr>
-        <w:t xml:space="preserve"> = adapter;</w:t>
-      </w:r>
-    </w:p>
-    <w:p>
-      <w:pPr>
-        <w:tabs>
-          <w:tab w:val="left" w:pos="916"/>
-          <w:tab w:val="left" w:pos="1832"/>
-          <w:tab w:val="left" w:pos="2748"/>
-          <w:tab w:val="left" w:pos="3664"/>
-          <w:tab w:val="left" w:pos="4580"/>
-          <w:tab w:val="left" w:pos="5496"/>
-          <w:tab w:val="left" w:pos="6412"/>
-          <w:tab w:val="left" w:pos="7328"/>
-          <w:tab w:val="left" w:pos="8244"/>
-          <w:tab w:val="left" w:pos="9160"/>
-          <w:tab w:val="left" w:pos="10076"/>
-          <w:tab w:val="left" w:pos="10992"/>
-          <w:tab w:val="left" w:pos="11908"/>
-          <w:tab w:val="left" w:pos="12824"/>
-          <w:tab w:val="left" w:pos="13740"/>
-          <w:tab w:val="left" w:pos="14656"/>
-        </w:tabs>
-        <w:ind w:left="567"/>
-        <w:rPr>
-          <w:rFonts w:ascii="Courier New" w:hAnsi="Courier New" w:cs="Courier New"/>
-          <w:color w:val="000000"/>
-          <w:lang w:val="en-US"/>
-        </w:rPr>
-      </w:pPr>
-      <w:r>
-        <w:rPr>
-          <w:rFonts w:ascii="Courier New" w:hAnsi="Courier New" w:cs="Courier New"/>
-          <w:color w:val="000000"/>
-          <w:lang w:val="en-US"/>
-        </w:rPr>
-        <w:t xml:space="preserve">        </w:t>
-      </w:r>
-      <w:proofErr w:type="spellStart"/>
-      <w:r>
-        <w:rPr>
-          <w:rFonts w:ascii="Courier New" w:hAnsi="Courier New" w:cs="Courier New"/>
-          <w:color w:val="000000"/>
-          <w:lang w:val="en-US"/>
-        </w:rPr>
-        <w:t>IEthernetConnection</w:t>
-      </w:r>
-      <w:proofErr w:type="spellEnd"/>
-      <w:r>
-        <w:rPr>
-          <w:rFonts w:ascii="Courier New" w:hAnsi="Courier New" w:cs="Courier New"/>
-          <w:color w:val="000000"/>
-          <w:lang w:val="en-US"/>
-        </w:rPr>
-        <w:t xml:space="preserve"> ethernet = adapter;</w:t>
-      </w:r>
-    </w:p>
-    <w:p>
-      <w:pPr>
-        <w:tabs>
-          <w:tab w:val="left" w:pos="916"/>
-          <w:tab w:val="left" w:pos="1832"/>
-          <w:tab w:val="left" w:pos="2748"/>
-          <w:tab w:val="left" w:pos="3664"/>
-          <w:tab w:val="left" w:pos="4580"/>
-          <w:tab w:val="left" w:pos="5496"/>
-          <w:tab w:val="left" w:pos="6412"/>
-          <w:tab w:val="left" w:pos="7328"/>
-          <w:tab w:val="left" w:pos="8244"/>
-          <w:tab w:val="left" w:pos="9160"/>
-          <w:tab w:val="left" w:pos="10076"/>
-          <w:tab w:val="left" w:pos="10992"/>
-          <w:tab w:val="left" w:pos="11908"/>
-          <w:tab w:val="left" w:pos="12824"/>
-          <w:tab w:val="left" w:pos="13740"/>
-          <w:tab w:val="left" w:pos="14656"/>
-        </w:tabs>
-        <w:ind w:left="567"/>
-        <w:rPr>
-          <w:rFonts w:ascii="Courier New" w:hAnsi="Courier New" w:cs="Courier New"/>
-          <w:color w:val="000000"/>
-          <w:lang w:val="en-US"/>
-        </w:rPr>
-      </w:pPr>
-      <w:r>
-        <w:rPr>
-          <w:rFonts w:ascii="Courier New" w:hAnsi="Courier New" w:cs="Courier New"/>
-          <w:color w:val="000000"/>
-          <w:lang w:val="en-US"/>
-        </w:rPr>
-        <w:t xml:space="preserve">        </w:t>
-      </w:r>
-    </w:p>
-    <w:p>
-      <w:pPr>
-        <w:tabs>
-          <w:tab w:val="left" w:pos="916"/>
-          <w:tab w:val="left" w:pos="1832"/>
-          <w:tab w:val="left" w:pos="2748"/>
-          <w:tab w:val="left" w:pos="3664"/>
-          <w:tab w:val="left" w:pos="4580"/>
-          <w:tab w:val="left" w:pos="5496"/>
-          <w:tab w:val="left" w:pos="6412"/>
-          <w:tab w:val="left" w:pos="7328"/>
-          <w:tab w:val="left" w:pos="8244"/>
-          <w:tab w:val="left" w:pos="9160"/>
-          <w:tab w:val="left" w:pos="10076"/>
-          <w:tab w:val="left" w:pos="10992"/>
-          <w:tab w:val="left" w:pos="11908"/>
-          <w:tab w:val="left" w:pos="12824"/>
-          <w:tab w:val="left" w:pos="13740"/>
-          <w:tab w:val="left" w:pos="14656"/>
-        </w:tabs>
-        <w:ind w:left="567"/>
-        <w:rPr>
-          <w:rFonts w:ascii="Courier New" w:hAnsi="Courier New" w:cs="Courier New"/>
-          <w:color w:val="000000"/>
-          <w:lang w:val="en-US"/>
-        </w:rPr>
-      </w:pPr>
-      <w:r>
-        <w:rPr>
-          <w:rFonts w:ascii="Courier New" w:hAnsi="Courier New" w:cs="Courier New"/>
-          <w:color w:val="000000"/>
-          <w:lang w:val="en-US"/>
-        </w:rPr>
-        <w:t xml:space="preserve">        </w:t>
-      </w:r>
-      <w:proofErr w:type="spellStart"/>
-      <w:r>
-        <w:rPr>
-          <w:rFonts w:ascii="Courier New" w:hAnsi="Courier New" w:cs="Courier New"/>
-          <w:color w:val="000000"/>
-          <w:lang w:val="en-US"/>
-        </w:rPr>
-        <w:t>Console.WriteLine</w:t>
-      </w:r>
-      <w:proofErr w:type="spellEnd"/>
-      <w:r>
-        <w:rPr>
-          <w:rFonts w:ascii="Courier New" w:hAnsi="Courier New" w:cs="Courier New"/>
-          <w:color w:val="000000"/>
-          <w:lang w:val="en-US"/>
-        </w:rPr>
-        <w:t xml:space="preserve">("Testing </w:t>
-      </w:r>
-      <w:proofErr w:type="spellStart"/>
-      <w:r>
-        <w:rPr>
-          <w:rFonts w:ascii="Courier New" w:hAnsi="Courier New" w:cs="Courier New"/>
-          <w:color w:val="000000"/>
-          <w:lang w:val="en-US"/>
-        </w:rPr>
-        <w:t>WiFi</w:t>
-      </w:r>
-      <w:proofErr w:type="spellEnd"/>
-      <w:r>
-        <w:rPr>
-          <w:rFonts w:ascii="Courier New" w:hAnsi="Courier New" w:cs="Courier New"/>
-          <w:color w:val="000000"/>
-          <w:lang w:val="en-US"/>
-        </w:rPr>
-        <w:t xml:space="preserve"> connection:");</w:t>
-      </w:r>
-    </w:p>
-    <w:p>
-      <w:pPr>
-        <w:tabs>
-          <w:tab w:val="left" w:pos="916"/>
-          <w:tab w:val="left" w:pos="1832"/>
-          <w:tab w:val="left" w:pos="2748"/>
-          <w:tab w:val="left" w:pos="3664"/>
-          <w:tab w:val="left" w:pos="4580"/>
-          <w:tab w:val="left" w:pos="5496"/>
-          <w:tab w:val="left" w:pos="6412"/>
-          <w:tab w:val="left" w:pos="7328"/>
-          <w:tab w:val="left" w:pos="8244"/>
-          <w:tab w:val="left" w:pos="9160"/>
-          <w:tab w:val="left" w:pos="10076"/>
-          <w:tab w:val="left" w:pos="10992"/>
-          <w:tab w:val="left" w:pos="11908"/>
-          <w:tab w:val="left" w:pos="12824"/>
-          <w:tab w:val="left" w:pos="13740"/>
-          <w:tab w:val="left" w:pos="14656"/>
-        </w:tabs>
-        <w:ind w:left="567"/>
-        <w:rPr>
-          <w:rFonts w:ascii="Courier New" w:hAnsi="Courier New" w:cs="Courier New"/>
-          <w:color w:val="000000"/>
-          <w:lang w:val="en-US"/>
-        </w:rPr>
-      </w:pPr>
-      <w:r>
-        <w:rPr>
-          <w:rFonts w:ascii="Courier New" w:hAnsi="Courier New" w:cs="Courier New"/>
-          <w:color w:val="000000"/>
-          <w:lang w:val="en-US"/>
-        </w:rPr>
-        <w:t xml:space="preserve">        </w:t>
-      </w:r>
-      <w:proofErr w:type="spellStart"/>
-      <w:r>
-        <w:rPr>
-          <w:rFonts w:ascii="Courier New" w:hAnsi="Courier New" w:cs="Courier New"/>
-          <w:color w:val="000000"/>
-          <w:lang w:val="en-US"/>
-        </w:rPr>
-        <w:t>Console.WriteLine</w:t>
-      </w:r>
-      <w:proofErr w:type="spellEnd"/>
-      <w:r>
-        <w:rPr>
-          <w:rFonts w:ascii="Courier New" w:hAnsi="Courier New" w:cs="Courier New"/>
-          <w:color w:val="000000"/>
-          <w:lang w:val="en-US"/>
-        </w:rPr>
-        <w:t>("------------------------");</w:t>
-      </w:r>
-    </w:p>
-    <w:p>
-      <w:pPr>
-        <w:tabs>
-          <w:tab w:val="left" w:pos="916"/>
-          <w:tab w:val="left" w:pos="1832"/>
-          <w:tab w:val="left" w:pos="2748"/>
-          <w:tab w:val="left" w:pos="3664"/>
-          <w:tab w:val="left" w:pos="4580"/>
-          <w:tab w:val="left" w:pos="5496"/>
-          <w:tab w:val="left" w:pos="6412"/>
-          <w:tab w:val="left" w:pos="7328"/>
-          <w:tab w:val="left" w:pos="8244"/>
-          <w:tab w:val="left" w:pos="9160"/>
-          <w:tab w:val="left" w:pos="10076"/>
-          <w:tab w:val="left" w:pos="10992"/>
-          <w:tab w:val="left" w:pos="11908"/>
-          <w:tab w:val="left" w:pos="12824"/>
-          <w:tab w:val="left" w:pos="13740"/>
-          <w:tab w:val="left" w:pos="14656"/>
-        </w:tabs>
-        <w:ind w:left="567"/>
-        <w:rPr>
-          <w:rFonts w:ascii="Courier New" w:hAnsi="Courier New" w:cs="Courier New"/>
-          <w:color w:val="000000"/>
-          <w:lang w:val="en-US"/>
-        </w:rPr>
-      </w:pPr>
-      <w:r>
-        <w:rPr>
-          <w:rFonts w:ascii="Courier New" w:hAnsi="Courier New" w:cs="Courier New"/>
-          <w:color w:val="000000"/>
-          <w:lang w:val="en-US"/>
-        </w:rPr>
-        <w:t xml:space="preserve">        </w:t>
-      </w:r>
-      <w:proofErr w:type="spellStart"/>
-      <w:proofErr w:type="gramStart"/>
-      <w:r>
-        <w:rPr>
-          <w:rFonts w:ascii="Courier New" w:hAnsi="Courier New" w:cs="Courier New"/>
-          <w:color w:val="000000"/>
-          <w:lang w:val="en-US"/>
-        </w:rPr>
-        <w:t>wifi.Connect</w:t>
-      </w:r>
-      <w:proofErr w:type="spellEnd"/>
-      <w:proofErr w:type="gramEnd"/>
-      <w:r>
-        <w:rPr>
-          <w:rFonts w:ascii="Courier New" w:hAnsi="Courier New" w:cs="Courier New"/>
-          <w:color w:val="000000"/>
-          <w:lang w:val="en-US"/>
-        </w:rPr>
-        <w:t>();</w:t>
-      </w:r>
-    </w:p>
-    <w:p>
-      <w:pPr>
-        <w:tabs>
-          <w:tab w:val="left" w:pos="916"/>
-          <w:tab w:val="left" w:pos="1832"/>
-          <w:tab w:val="left" w:pos="2748"/>
-          <w:tab w:val="left" w:pos="3664"/>
-          <w:tab w:val="left" w:pos="4580"/>
-          <w:tab w:val="left" w:pos="5496"/>
-          <w:tab w:val="left" w:pos="6412"/>
-          <w:tab w:val="left" w:pos="7328"/>
-          <w:tab w:val="left" w:pos="8244"/>
-          <w:tab w:val="left" w:pos="9160"/>
-          <w:tab w:val="left" w:pos="10076"/>
-          <w:tab w:val="left" w:pos="10992"/>
-          <w:tab w:val="left" w:pos="11908"/>
-          <w:tab w:val="left" w:pos="12824"/>
-          <w:tab w:val="left" w:pos="13740"/>
-          <w:tab w:val="left" w:pos="14656"/>
-        </w:tabs>
-        <w:ind w:left="567"/>
-        <w:rPr>
-          <w:rFonts w:ascii="Courier New" w:hAnsi="Courier New" w:cs="Courier New"/>
-          <w:color w:val="000000"/>
-          <w:lang w:val="en-US"/>
-        </w:rPr>
-      </w:pPr>
-      <w:r>
-        <w:rPr>
-          <w:rFonts w:ascii="Courier New" w:hAnsi="Courier New" w:cs="Courier New"/>
-          <w:color w:val="000000"/>
-          <w:lang w:val="en-US"/>
-        </w:rPr>
-        <w:t xml:space="preserve">        </w:t>
-      </w:r>
-    </w:p>
-    <w:p>
-      <w:pPr>
-        <w:tabs>
-          <w:tab w:val="left" w:pos="916"/>
-          <w:tab w:val="left" w:pos="1832"/>
-          <w:tab w:val="left" w:pos="2748"/>
-          <w:tab w:val="left" w:pos="3664"/>
-          <w:tab w:val="left" w:pos="4580"/>
-          <w:tab w:val="left" w:pos="5496"/>
-          <w:tab w:val="left" w:pos="6412"/>
-          <w:tab w:val="left" w:pos="7328"/>
-          <w:tab w:val="left" w:pos="8244"/>
-          <w:tab w:val="left" w:pos="9160"/>
-          <w:tab w:val="left" w:pos="10076"/>
-          <w:tab w:val="left" w:pos="10992"/>
-          <w:tab w:val="left" w:pos="11908"/>
-          <w:tab w:val="left" w:pos="12824"/>
-          <w:tab w:val="left" w:pos="13740"/>
-          <w:tab w:val="left" w:pos="14656"/>
-        </w:tabs>
-        <w:ind w:left="567"/>
-        <w:rPr>
-          <w:rFonts w:ascii="Courier New" w:hAnsi="Courier New" w:cs="Courier New"/>
-          <w:color w:val="000000"/>
-          <w:lang w:val="en-US"/>
-        </w:rPr>
-      </w:pPr>
-      <w:r>
-        <w:rPr>
-          <w:rFonts w:ascii="Courier New" w:hAnsi="Courier New" w:cs="Courier New"/>
-          <w:color w:val="000000"/>
-          <w:lang w:val="en-US"/>
-        </w:rPr>
-        <w:t xml:space="preserve">        </w:t>
-      </w:r>
-      <w:proofErr w:type="spellStart"/>
-      <w:r>
-        <w:rPr>
-          <w:rFonts w:ascii="Courier New" w:hAnsi="Courier New" w:cs="Courier New"/>
-          <w:color w:val="000000"/>
-          <w:lang w:val="en-US"/>
-        </w:rPr>
-        <w:t>Console.WriteLine</w:t>
-      </w:r>
-      <w:proofErr w:type="spellEnd"/>
-      <w:r>
-        <w:rPr>
-          <w:rFonts w:ascii="Courier New" w:hAnsi="Courier New" w:cs="Courier New"/>
-          <w:color w:val="000000"/>
-          <w:lang w:val="en-US"/>
-        </w:rPr>
-        <w:t>("\</w:t>
-      </w:r>
-      <w:proofErr w:type="spellStart"/>
-      <w:r>
-        <w:rPr>
-          <w:rFonts w:ascii="Courier New" w:hAnsi="Courier New" w:cs="Courier New"/>
-          <w:color w:val="000000"/>
-          <w:lang w:val="en-US"/>
-        </w:rPr>
-        <w:t>nTesting</w:t>
-      </w:r>
-      <w:proofErr w:type="spellEnd"/>
-      <w:r>
-        <w:rPr>
-          <w:rFonts w:ascii="Courier New" w:hAnsi="Courier New" w:cs="Courier New"/>
-          <w:color w:val="000000"/>
-          <w:lang w:val="en-US"/>
-        </w:rPr>
-        <w:t xml:space="preserve"> Ethernet connection:");</w:t>
-      </w:r>
-    </w:p>
-    <w:p>
-      <w:pPr>
-        <w:tabs>
-          <w:tab w:val="left" w:pos="916"/>
-          <w:tab w:val="left" w:pos="1832"/>
-          <w:tab w:val="left" w:pos="2748"/>
-          <w:tab w:val="left" w:pos="3664"/>
-          <w:tab w:val="left" w:pos="4580"/>
-          <w:tab w:val="left" w:pos="5496"/>
-          <w:tab w:val="left" w:pos="6412"/>
-          <w:tab w:val="left" w:pos="7328"/>
-          <w:tab w:val="left" w:pos="8244"/>
-          <w:tab w:val="left" w:pos="9160"/>
-          <w:tab w:val="left" w:pos="10076"/>
-          <w:tab w:val="left" w:pos="10992"/>
-          <w:tab w:val="left" w:pos="11908"/>
-          <w:tab w:val="left" w:pos="12824"/>
-          <w:tab w:val="left" w:pos="13740"/>
-          <w:tab w:val="left" w:pos="14656"/>
-        </w:tabs>
-        <w:ind w:left="567"/>
-        <w:rPr>
-          <w:rFonts w:ascii="Courier New" w:hAnsi="Courier New" w:cs="Courier New"/>
-          <w:color w:val="000000"/>
-          <w:lang w:val="en-US"/>
-        </w:rPr>
-      </w:pPr>
-      <w:r>
-        <w:rPr>
-          <w:rFonts w:ascii="Courier New" w:hAnsi="Courier New" w:cs="Courier New"/>
-          <w:color w:val="000000"/>
-          <w:lang w:val="en-US"/>
-        </w:rPr>
-        <w:t xml:space="preserve">        </w:t>
-      </w:r>
-      <w:proofErr w:type="spellStart"/>
-      <w:r>
-        <w:rPr>
-          <w:rFonts w:ascii="Courier New" w:hAnsi="Courier New" w:cs="Courier New"/>
-          <w:color w:val="000000"/>
-          <w:lang w:val="en-US"/>
-        </w:rPr>
-        <w:t>Console.WriteLine</w:t>
-      </w:r>
-      <w:proofErr w:type="spellEnd"/>
-      <w:r>
-        <w:rPr>
-          <w:rFonts w:ascii="Courier New" w:hAnsi="Courier New" w:cs="Courier New"/>
-          <w:color w:val="000000"/>
-          <w:lang w:val="en-US"/>
-        </w:rPr>
-        <w:t>("------------------------");</w:t>
-      </w:r>
-    </w:p>
-    <w:p>
-      <w:pPr>
-        <w:tabs>
-          <w:tab w:val="left" w:pos="916"/>
-          <w:tab w:val="left" w:pos="1832"/>
-          <w:tab w:val="left" w:pos="2748"/>
-          <w:tab w:val="left" w:pos="3664"/>
-          <w:tab w:val="left" w:pos="4580"/>
-          <w:tab w:val="left" w:pos="5496"/>
-          <w:tab w:val="left" w:pos="6412"/>
-          <w:tab w:val="left" w:pos="7328"/>
-          <w:tab w:val="left" w:pos="8244"/>
-          <w:tab w:val="left" w:pos="9160"/>
-          <w:tab w:val="left" w:pos="10076"/>
-          <w:tab w:val="left" w:pos="10992"/>
-          <w:tab w:val="left" w:pos="11908"/>
-          <w:tab w:val="left" w:pos="12824"/>
-          <w:tab w:val="left" w:pos="13740"/>
-          <w:tab w:val="left" w:pos="14656"/>
-        </w:tabs>
-        <w:ind w:left="567"/>
-        <w:rPr>
-          <w:rFonts w:ascii="Courier New" w:hAnsi="Courier New" w:cs="Courier New"/>
-          <w:color w:val="000000"/>
-          <w:lang w:val="en-US"/>
-        </w:rPr>
-      </w:pPr>
-      <w:r>
-        <w:rPr>
-          <w:rFonts w:ascii="Courier New" w:hAnsi="Courier New" w:cs="Courier New"/>
-          <w:color w:val="000000"/>
-          <w:lang w:val="en-US"/>
-        </w:rPr>
-        <w:t xml:space="preserve">        </w:t>
-      </w:r>
-      <w:proofErr w:type="spellStart"/>
-      <w:proofErr w:type="gramStart"/>
-      <w:r>
-        <w:rPr>
-          <w:rFonts w:ascii="Courier New" w:hAnsi="Courier New" w:cs="Courier New"/>
-          <w:color w:val="000000"/>
-          <w:lang w:val="en-US"/>
-        </w:rPr>
-        <w:t>ethernet.Connect</w:t>
-      </w:r>
-      <w:proofErr w:type="spellEnd"/>
-      <w:proofErr w:type="gramEnd"/>
-      <w:r>
-        <w:rPr>
-          <w:rFonts w:ascii="Courier New" w:hAnsi="Courier New" w:cs="Courier New"/>
-          <w:color w:val="000000"/>
-          <w:lang w:val="en-US"/>
-        </w:rPr>
-        <w:t>();</w:t>
-      </w:r>
-    </w:p>
-    <w:p>
-      <w:pPr>
-        <w:tabs>
-          <w:tab w:val="left" w:pos="916"/>
-          <w:tab w:val="left" w:pos="1832"/>
-          <w:tab w:val="left" w:pos="2748"/>
-          <w:tab w:val="left" w:pos="3664"/>
-          <w:tab w:val="left" w:pos="4580"/>
-          <w:tab w:val="left" w:pos="5496"/>
-          <w:tab w:val="left" w:pos="6412"/>
-          <w:tab w:val="left" w:pos="7328"/>
-          <w:tab w:val="left" w:pos="8244"/>
-          <w:tab w:val="left" w:pos="9160"/>
-          <w:tab w:val="left" w:pos="10076"/>
-          <w:tab w:val="left" w:pos="10992"/>
-          <w:tab w:val="left" w:pos="11908"/>
-          <w:tab w:val="left" w:pos="12824"/>
-          <w:tab w:val="left" w:pos="13740"/>
-          <w:tab w:val="left" w:pos="14656"/>
-        </w:tabs>
-        <w:ind w:left="567"/>
-        <w:rPr>
-          <w:rFonts w:ascii="Courier New" w:hAnsi="Courier New" w:cs="Courier New"/>
-          <w:color w:val="000000"/>
-          <w:lang w:val="en-US"/>
-        </w:rPr>
-      </w:pPr>
-      <w:r>
-        <w:rPr>
-          <w:rFonts w:ascii="Courier New" w:hAnsi="Courier New" w:cs="Courier New"/>
-          <w:color w:val="000000"/>
-          <w:lang w:val="en-US"/>
-        </w:rPr>
-        <w:t xml:space="preserve">    }</w:t>
-      </w:r>
-    </w:p>
-    <w:p>
-      <w:pPr>
-        <w:tabs>
-          <w:tab w:val="left" w:pos="916"/>
-          <w:tab w:val="left" w:pos="1832"/>
-          <w:tab w:val="left" w:pos="2748"/>
-          <w:tab w:val="left" w:pos="3664"/>
-          <w:tab w:val="left" w:pos="4580"/>
-          <w:tab w:val="left" w:pos="5496"/>
-          <w:tab w:val="left" w:pos="6412"/>
-          <w:tab w:val="left" w:pos="7328"/>
-          <w:tab w:val="left" w:pos="8244"/>
-          <w:tab w:val="left" w:pos="9160"/>
-          <w:tab w:val="left" w:pos="10076"/>
-          <w:tab w:val="left" w:pos="10992"/>
-          <w:tab w:val="left" w:pos="11908"/>
-          <w:tab w:val="left" w:pos="12824"/>
-          <w:tab w:val="left" w:pos="13740"/>
-          <w:tab w:val="left" w:pos="14656"/>
-        </w:tabs>
-        <w:ind w:left="567"/>
-        <w:rPr>
-          <w:rFonts w:ascii="Courier New" w:hAnsi="Courier New" w:cs="Courier New"/>
-          <w:color w:val="000000"/>
-          <w:lang w:val="en-US"/>
-        </w:rPr>
-      </w:pPr>
-      <w:r>
-        <w:rPr>
-          <w:rFonts w:ascii="Courier New" w:hAnsi="Courier New" w:cs="Courier New"/>
-          <w:color w:val="000000"/>
+          <w:sz w:val="28"/>
+          <w:szCs w:val="28"/>
           <w:lang w:val="en-US"/>
         </w:rPr>
         <w:t>}</w:t>
       </w:r>
-    </w:p>
-    <w:p>
-      <w:pPr>
-        <w:ind w:left="567"/>
-        <w:rPr>
-          <w:sz w:val="28"/>
-          <w:szCs w:val="28"/>
-          <w:lang w:val="en-US"/>
-        </w:rPr>
-      </w:pPr>
     </w:p>
     <w:p>
       <w:pPr>
@@ -3800,7 +2857,7 @@
             </wp:anchor>
           </w:drawing>
         </mc:Choice>
-        <mc:Fallback xmlns:oel="http://schemas.microsoft.com/office/2019/extlst" xmlns:w16du="http://schemas.microsoft.com/office/word/2023/wordml/word16du" xmlns:w16sdtfl="http://schemas.microsoft.com/office/word/2024/wordml/sdtformatlock">
+        <mc:Fallback xmlns:w16sdtfl="http://schemas.microsoft.com/office/word/2024/wordml/sdtformatlock" xmlns:w16du="http://schemas.microsoft.com/office/word/2023/wordml/word16du" xmlns:oel="http://schemas.microsoft.com/office/2019/extlst">
           <w:pict>
             <v:line w14:anchorId="0CC52AD4" id="Line 61" o:spid="_x0000_s1026" style="position:absolute;z-index:251631616;visibility:visible;mso-wrap-style:square;mso-width-percent:0;mso-height-percent:0;mso-wrap-distance-left:9pt;mso-wrap-distance-top:0;mso-wrap-distance-right:9pt;mso-wrap-distance-bottom:0;mso-position-horizontal:absolute;mso-position-horizontal-relative:page;mso-position-vertical:absolute;mso-position-vertical-relative:page;mso-width-percent:0;mso-height-percent:0;mso-width-relative:page;mso-height-relative:page" from="552.85pt,801.75pt" to="581.2pt,801.75pt" o:gfxdata="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" strokeweight="1.5pt">
               <w10:wrap anchorx="page" anchory="page"/>
@@ -3912,7 +2969,7 @@
             </wp:anchor>
           </w:drawing>
         </mc:Choice>
-        <mc:Fallback xmlns:oel="http://schemas.microsoft.com/office/2019/extlst" xmlns:w16du="http://schemas.microsoft.com/office/word/2023/wordml/word16du" xmlns:w16sdtfl="http://schemas.microsoft.com/office/word/2024/wordml/sdtformatlock">
+        <mc:Fallback xmlns:w16sdtfl="http://schemas.microsoft.com/office/word/2024/wordml/sdtformatlock" xmlns:w16du="http://schemas.microsoft.com/office/word/2023/wordml/word16du" xmlns:oel="http://schemas.microsoft.com/office/2019/extlst">
           <w:pict>
             <v:line w14:anchorId="3C067C76" id="Line 63" o:spid="_x0000_s1026" style="position:absolute;z-index:251633664;visibility:visible;mso-wrap-style:square;mso-width-percent:0;mso-height-percent:0;mso-wrap-distance-left:9pt;mso-wrap-distance-top:0;mso-wrap-distance-right:9pt;mso-wrap-distance-bottom:0;mso-position-horizontal:absolute;mso-position-horizontal-relative:page;mso-position-vertical:absolute;mso-position-vertical-relative:page;mso-width-percent:0;mso-height-percent:0;mso-width-relative:page;mso-height-relative:page" from="108.75pt,782.95pt" to="108.75pt,825.45pt" o:gfxdata="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" strokeweight="1.5pt">
               <w10:wrap anchorx="page" anchory="page"/>
@@ -3987,7 +3044,7 @@
             </wp:anchor>
           </w:drawing>
         </mc:Choice>
-        <mc:Fallback xmlns:oel="http://schemas.microsoft.com/office/2019/extlst" xmlns:w16du="http://schemas.microsoft.com/office/word/2023/wordml/word16du" xmlns:w16sdtfl="http://schemas.microsoft.com/office/word/2024/wordml/sdtformatlock">
+        <mc:Fallback xmlns:w16sdtfl="http://schemas.microsoft.com/office/word/2024/wordml/sdtformatlock" xmlns:w16du="http://schemas.microsoft.com/office/word/2023/wordml/word16du" xmlns:oel="http://schemas.microsoft.com/office/2019/extlst">
           <w:pict>
             <v:line w14:anchorId="4B55E2E4" id="Line 62" o:spid="_x0000_s1026" style="position:absolute;z-index:251632640;visibility:visible;mso-wrap-style:square;mso-width-percent:0;mso-height-percent:0;mso-wrap-distance-left:9pt;mso-wrap-distance-top:0;mso-wrap-distance-right:9pt;mso-wrap-distance-bottom:0;mso-position-horizontal:absolute;mso-position-horizontal-relative:page;mso-position-vertical:absolute;mso-position-vertical-relative:page;mso-width-percent:0;mso-height-percent:0;mso-width-relative:page;mso-height-relative:page" from="80.75pt,781.9pt" to="80.75pt,824.4pt" o:gfxdata="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" strokeweight="1.5pt">
               <w10:wrap anchorx="page" anchory="page"/>
@@ -4638,6 +3695,7 @@
                             <w:rPr>
                               <w:sz w:val="28"/>
                               <w:szCs w:val="28"/>
+                              <w:lang w:val="en-US"/>
                             </w:rPr>
                           </w:pPr>
                           <w:r>
@@ -4683,7 +3741,15 @@
                               <w:sz w:val="28"/>
                               <w:szCs w:val="28"/>
                             </w:rPr>
-                            <w:t>.25.00</w:t>
+                            <w:t>.25.0</w:t>
+                          </w:r>
+                          <w:r>
+                            <w:rPr>
+                              <w:sz w:val="28"/>
+                              <w:szCs w:val="28"/>
+                              <w:lang w:val="en-US"/>
+                            </w:rPr>
+                            <w:t>6</w:t>
                           </w:r>
                         </w:p>
                         <w:p>
@@ -4721,6 +3787,7 @@
                       <w:rPr>
                         <w:sz w:val="28"/>
                         <w:szCs w:val="28"/>
+                        <w:lang w:val="en-US"/>
                       </w:rPr>
                     </w:pPr>
                     <w:r>
@@ -4766,7 +3833,15 @@
                         <w:sz w:val="28"/>
                         <w:szCs w:val="28"/>
                       </w:rPr>
-                      <w:t>.25.00</w:t>
+                      <w:t>.25.0</w:t>
+                    </w:r>
+                    <w:r>
+                      <w:rPr>
+                        <w:sz w:val="28"/>
+                        <w:szCs w:val="28"/>
+                        <w:lang w:val="en-US"/>
+                      </w:rPr>
+                      <w:t>6</w:t>
                     </w:r>
                   </w:p>
                   <w:p>
@@ -5306,7 +4381,7 @@
             </wp:anchor>
           </w:drawing>
         </mc:Choice>
-        <mc:Fallback xmlns:oel="http://schemas.microsoft.com/office/2019/extlst" xmlns:w16du="http://schemas.microsoft.com/office/word/2023/wordml/word16du" xmlns:w16sdtfl="http://schemas.microsoft.com/office/word/2024/wordml/sdtformatlock">
+        <mc:Fallback xmlns:w16sdtfl="http://schemas.microsoft.com/office/word/2024/wordml/sdtformatlock" xmlns:w16du="http://schemas.microsoft.com/office/word/2023/wordml/word16du" xmlns:oel="http://schemas.microsoft.com/office/2019/extlst">
           <w:pict>
             <v:line w14:anchorId="02E89482" id="Line 65" o:spid="_x0000_s1026" style="position:absolute;z-index:251635712;visibility:visible;mso-wrap-style:square;mso-width-percent:0;mso-height-percent:0;mso-wrap-distance-left:9pt;mso-wrap-distance-top:0;mso-wrap-distance-right:9pt;mso-wrap-distance-bottom:0;mso-position-horizontal:absolute;mso-position-horizontal-relative:page;mso-position-vertical:absolute;mso-position-vertical-relative:page;mso-width-percent:0;mso-height-percent:0;mso-width-relative:page;mso-height-relative:page" from="212.65pt,781.9pt" to="212.65pt,824.4pt" o:gfxdata="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" strokeweight="1.5pt">
               <w10:wrap anchorx="page" anchory="page"/>
@@ -5381,7 +4456,7 @@
             </wp:anchor>
           </w:drawing>
         </mc:Choice>
-        <mc:Fallback xmlns:oel="http://schemas.microsoft.com/office/2019/extlst" xmlns:w16du="http://schemas.microsoft.com/office/word/2023/wordml/word16du" xmlns:w16sdtfl="http://schemas.microsoft.com/office/word/2024/wordml/sdtformatlock">
+        <mc:Fallback xmlns:w16sdtfl="http://schemas.microsoft.com/office/word/2024/wordml/sdtformatlock" xmlns:w16du="http://schemas.microsoft.com/office/word/2023/wordml/word16du" xmlns:oel="http://schemas.microsoft.com/office/2019/extlst">
           <w:pict>
             <v:line w14:anchorId="7ECD87DC" id="Line 64" o:spid="_x0000_s1026" style="position:absolute;z-index:251634688;visibility:visible;mso-wrap-style:square;mso-width-percent:0;mso-height-percent:0;mso-wrap-distance-left:9pt;mso-wrap-distance-top:0;mso-wrap-distance-right:9pt;mso-wrap-distance-bottom:0;mso-position-horizontal:absolute;mso-position-horizontal-relative:page;mso-position-vertical:absolute;mso-position-vertical-relative:page;mso-width-percent:0;mso-height-percent:0;mso-width-relative:page;mso-height-relative:page" from="170.1pt,781.9pt" to="170.1pt,824.4pt" o:gfxdata="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" strokeweight="1.5pt">
               <w10:wrap anchorx="page" anchory="page"/>
@@ -5456,7 +4531,7 @@
             </wp:anchor>
           </w:drawing>
         </mc:Choice>
-        <mc:Fallback xmlns:oel="http://schemas.microsoft.com/office/2019/extlst" xmlns:w16du="http://schemas.microsoft.com/office/word/2023/wordml/word16du" xmlns:w16sdtfl="http://schemas.microsoft.com/office/word/2024/wordml/sdtformatlock">
+        <mc:Fallback xmlns:w16sdtfl="http://schemas.microsoft.com/office/word/2024/wordml/sdtformatlock" xmlns:w16du="http://schemas.microsoft.com/office/word/2023/wordml/word16du" xmlns:oel="http://schemas.microsoft.com/office/2019/extlst">
           <w:pict>
             <v:line w14:anchorId="253296AD" id="Line 60" o:spid="_x0000_s1026" style="position:absolute;z-index:251630592;visibility:visible;mso-wrap-style:square;mso-width-percent:0;mso-height-percent:0;mso-wrap-distance-left:9pt;mso-wrap-distance-top:0;mso-wrap-distance-right:9pt;mso-wrap-distance-bottom:0;mso-position-horizontal:absolute;mso-position-horizontal-relative:page;mso-position-vertical:absolute;mso-position-vertical-relative:page;mso-width-percent:0;mso-height-percent:0;mso-width-relative:page;mso-height-relative:page" from="552.85pt,781.9pt" to="552.85pt,824.4pt" o:gfxdata="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" strokeweight="1.5pt">
               <w10:wrap anchorx="page" anchory="page"/>
@@ -5531,7 +4606,7 @@
             </wp:anchor>
           </w:drawing>
         </mc:Choice>
-        <mc:Fallback xmlns:oel="http://schemas.microsoft.com/office/2019/extlst" xmlns:w16du="http://schemas.microsoft.com/office/word/2023/wordml/word16du" xmlns:w16sdtfl="http://schemas.microsoft.com/office/word/2024/wordml/sdtformatlock">
+        <mc:Fallback xmlns:w16sdtfl="http://schemas.microsoft.com/office/word/2024/wordml/sdtformatlock" xmlns:w16du="http://schemas.microsoft.com/office/word/2023/wordml/word16du" xmlns:oel="http://schemas.microsoft.com/office/2019/extlst">
           <w:pict>
             <v:line w14:anchorId="61102493" id="Line 59" o:spid="_x0000_s1026" style="position:absolute;z-index:251629568;visibility:visible;mso-wrap-style:square;mso-width-percent:0;mso-height-percent:0;mso-wrap-distance-left:9pt;mso-wrap-distance-top:0;mso-wrap-distance-right:9pt;mso-wrap-distance-bottom:0;mso-position-horizontal:absolute;mso-position-horizontal-relative:page;mso-position-vertical:absolute;mso-position-vertical-relative:page;mso-width-percent:0;mso-height-percent:0;mso-width-relative:page;mso-height-relative:page" from="56.7pt,810.25pt" to="240.95pt,810.25pt" o:gfxdata="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" strokeweight="1.5pt">
               <w10:wrap anchorx="page" anchory="page"/>
@@ -5606,7 +4681,7 @@
             </wp:anchor>
           </w:drawing>
         </mc:Choice>
-        <mc:Fallback xmlns:oel="http://schemas.microsoft.com/office/2019/extlst" xmlns:w16du="http://schemas.microsoft.com/office/word/2023/wordml/word16du" xmlns:w16sdtfl="http://schemas.microsoft.com/office/word/2024/wordml/sdtformatlock">
+        <mc:Fallback xmlns:w16sdtfl="http://schemas.microsoft.com/office/word/2024/wordml/sdtformatlock" xmlns:w16du="http://schemas.microsoft.com/office/word/2023/wordml/word16du" xmlns:oel="http://schemas.microsoft.com/office/2019/extlst">
           <w:pict>
             <v:line w14:anchorId="7A38F49B" id="Line 58" o:spid="_x0000_s1026" style="position:absolute;z-index:251628544;visibility:visible;mso-wrap-style:square;mso-width-percent:0;mso-height-percent:0;mso-wrap-distance-left:9pt;mso-wrap-distance-top:0;mso-wrap-distance-right:9pt;mso-wrap-distance-bottom:0;mso-position-horizontal:absolute;mso-position-horizontal-relative:page;mso-position-vertical:absolute;mso-position-vertical-relative:page;mso-width-percent:0;mso-height-percent:0;mso-width-relative:page;mso-height-relative:page" from="241pt,781.9pt" to="241pt,824.4pt" o:gfxdata="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" strokeweight="1.5pt">
               <w10:wrap anchorx="page" anchory="page"/>
@@ -5681,7 +4756,7 @@
             </wp:anchor>
           </w:drawing>
         </mc:Choice>
-        <mc:Fallback xmlns:oel="http://schemas.microsoft.com/office/2019/extlst" xmlns:w16du="http://schemas.microsoft.com/office/word/2023/wordml/word16du" xmlns:w16sdtfl="http://schemas.microsoft.com/office/word/2024/wordml/sdtformatlock">
+        <mc:Fallback xmlns:w16sdtfl="http://schemas.microsoft.com/office/word/2024/wordml/sdtformatlock" xmlns:w16du="http://schemas.microsoft.com/office/word/2023/wordml/word16du" xmlns:oel="http://schemas.microsoft.com/office/2019/extlst">
           <w:pict>
             <v:line w14:anchorId="3DDE38CE" id="Line 57" o:spid="_x0000_s1026" style="position:absolute;z-index:251627520;visibility:visible;mso-wrap-style:square;mso-width-percent:0;mso-height-percent:0;mso-wrap-distance-left:9pt;mso-wrap-distance-top:0;mso-wrap-distance-right:9pt;mso-wrap-distance-bottom:0;mso-position-horizontal:absolute;mso-position-horizontal-relative:page;mso-position-vertical:absolute;mso-position-vertical-relative:page;mso-width-percent:0;mso-height-percent:0;mso-width-relative:page;mso-height-relative:page" from="56.7pt,796.05pt" to="240.95pt,796.05pt" o:gfxdata="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">
               <w10:wrap anchorx="page" anchory="page"/>
@@ -5756,7 +4831,7 @@
             </wp:anchor>
           </w:drawing>
         </mc:Choice>
-        <mc:Fallback xmlns:oel="http://schemas.microsoft.com/office/2019/extlst" xmlns:w16du="http://schemas.microsoft.com/office/word/2023/wordml/word16du" xmlns:w16sdtfl="http://schemas.microsoft.com/office/word/2024/wordml/sdtformatlock">
+        <mc:Fallback xmlns:w16sdtfl="http://schemas.microsoft.com/office/word/2024/wordml/sdtformatlock" xmlns:w16du="http://schemas.microsoft.com/office/word/2023/wordml/word16du" xmlns:oel="http://schemas.microsoft.com/office/2019/extlst">
           <w:pict>
             <v:line w14:anchorId="0AE06247" id="Line 56" o:spid="_x0000_s1026" style="position:absolute;z-index:251626496;visibility:visible;mso-wrap-style:square;mso-width-percent:0;mso-height-percent:0;mso-wrap-distance-left:9pt;mso-wrap-distance-top:0;mso-wrap-distance-right:9pt;mso-wrap-distance-bottom:0;mso-position-horizontal:absolute;mso-position-horizontal-relative:page;mso-position-vertical:absolute;mso-position-vertical-relative:page;mso-width-percent:0;mso-height-percent:0;mso-width-relative:page;mso-height-relative:page" from="56.7pt,781.9pt" to="581.1pt,781.9pt" o:gfxdata="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" strokeweight="1.5pt">
               <w10:wrap anchorx="page" anchory="page"/>
@@ -6335,7 +5410,7 @@
             </wp:anchor>
           </w:drawing>
         </mc:Choice>
-        <mc:Fallback xmlns:oel="http://schemas.microsoft.com/office/2019/extlst" xmlns:w16du="http://schemas.microsoft.com/office/word/2023/wordml/word16du" xmlns:w16sdtfl="http://schemas.microsoft.com/office/word/2024/wordml/sdtformatlock">
+        <mc:Fallback xmlns:w16sdtfl="http://schemas.microsoft.com/office/word/2024/wordml/sdtformatlock" xmlns:w16du="http://schemas.microsoft.com/office/word/2023/wordml/word16du" xmlns:oel="http://schemas.microsoft.com/office/2019/extlst">
           <w:pict>
             <v:line w14:anchorId="330DE814" id="Line 19" o:spid="_x0000_s1026" style="position:absolute;z-index:251653120;visibility:visible;mso-wrap-style:square;mso-width-percent:0;mso-height-percent:0;mso-wrap-distance-left:9pt;mso-wrap-distance-top:0;mso-wrap-distance-right:9pt;mso-wrap-distance-bottom:0;mso-position-horizontal:absolute;mso-position-horizontal-relative:page;mso-position-vertical:absolute;mso-position-vertical-relative:page;mso-width-percent:0;mso-height-percent:0;mso-width-relative:page;mso-height-relative:page" from="108.6pt,711.85pt" to="108.6pt,825.25pt" o:gfxdata="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" strokeweight="1.5pt">
               <w10:wrap anchorx="page" anchory="page"/>
@@ -6410,7 +5485,7 @@
             </wp:anchor>
           </w:drawing>
         </mc:Choice>
-        <mc:Fallback xmlns:oel="http://schemas.microsoft.com/office/2019/extlst" xmlns:w16du="http://schemas.microsoft.com/office/word/2023/wordml/word16du" xmlns:w16sdtfl="http://schemas.microsoft.com/office/word/2024/wordml/sdtformatlock">
+        <mc:Fallback xmlns:w16sdtfl="http://schemas.microsoft.com/office/word/2024/wordml/sdtformatlock" xmlns:w16du="http://schemas.microsoft.com/office/word/2023/wordml/word16du" xmlns:oel="http://schemas.microsoft.com/office/2019/extlst">
           <w:pict>
             <v:line w14:anchorId="7328E197" id="Line 18" o:spid="_x0000_s1026" style="position:absolute;z-index:251652096;visibility:visible;mso-wrap-style:square;mso-width-percent:0;mso-height-percent:0;mso-wrap-distance-left:9pt;mso-wrap-distance-top:0;mso-wrap-distance-right:9pt;mso-wrap-distance-bottom:0;mso-position-horizontal:absolute;mso-position-horizontal-relative:page;mso-position-vertical:absolute;mso-position-vertical-relative:page;mso-width-percent:0;mso-height-percent:0;mso-width-relative:page;mso-height-relative:page" from="79.75pt,711.85pt" to="79.75pt,754.35pt" o:gfxdata="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" strokeweight="1.5pt">
               <w10:wrap anchorx="page" anchory="page"/>
@@ -6755,7 +5830,7 @@
             </wp:anchor>
           </w:drawing>
         </mc:Choice>
-        <mc:Fallback xmlns:oel="http://schemas.microsoft.com/office/2019/extlst" xmlns:w16du="http://schemas.microsoft.com/office/word/2023/wordml/word16du" xmlns:w16sdtfl="http://schemas.microsoft.com/office/word/2024/wordml/sdtformatlock">
+        <mc:Fallback xmlns:w16sdtfl="http://schemas.microsoft.com/office/word/2024/wordml/sdtformatlock" xmlns:w16du="http://schemas.microsoft.com/office/word/2023/wordml/word16du" xmlns:oel="http://schemas.microsoft.com/office/2019/extlst">
           <w:pict>
             <v:line w14:anchorId="5F1C5166" id="Line 116" o:spid="_x0000_s1026" style="position:absolute;z-index:251689984;visibility:visible;mso-wrap-style:square;mso-width-percent:0;mso-height-percent:0;mso-wrap-distance-left:9pt;mso-wrap-distance-top:0;mso-wrap-distance-right:9pt;mso-wrap-distance-bottom:0;mso-position-horizontal:absolute;mso-position-horizontal-relative:page;mso-position-vertical:absolute;mso-position-vertical-relative:page;mso-width-percent:0;mso-height-percent:0;mso-width-relative:page;mso-height-relative:page" from="467.65pt,768.45pt" to="467.65pt,781.65pt" o:gfxdata="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" strokeweight="1.5pt">
               <w10:wrap anchorx="page" anchory="page"/>
@@ -6830,7 +5905,7 @@
             </wp:anchor>
           </w:drawing>
         </mc:Choice>
-        <mc:Fallback xmlns:oel="http://schemas.microsoft.com/office/2019/extlst" xmlns:w16du="http://schemas.microsoft.com/office/word/2023/wordml/word16du" xmlns:w16sdtfl="http://schemas.microsoft.com/office/word/2024/wordml/sdtformatlock">
+        <mc:Fallback xmlns:w16sdtfl="http://schemas.microsoft.com/office/word/2024/wordml/sdtformatlock" xmlns:w16du="http://schemas.microsoft.com/office/word/2023/wordml/word16du" xmlns:oel="http://schemas.microsoft.com/office/2019/extlst">
           <w:pict>
             <v:line w14:anchorId="1408852C" id="Line 115" o:spid="_x0000_s1026" style="position:absolute;z-index:251688960;visibility:visible;mso-wrap-style:square;mso-width-percent:0;mso-height-percent:0;mso-wrap-distance-left:9pt;mso-wrap-distance-top:0;mso-wrap-distance-right:9pt;mso-wrap-distance-bottom:0;mso-position-horizontal:absolute;mso-position-horizontal-relative:page;mso-position-vertical:absolute;mso-position-vertical-relative:page;mso-width-percent:0;mso-height-percent:0;mso-width-relative:page;mso-height-relative:page" from="453pt,767.45pt" to="453pt,782.2pt" o:gfxdata="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" strokeweight="1.5pt">
               <w10:wrap anchorx="page" anchory="page"/>
@@ -6905,7 +5980,7 @@
             </wp:anchor>
           </w:drawing>
         </mc:Choice>
-        <mc:Fallback xmlns:oel="http://schemas.microsoft.com/office/2019/extlst" xmlns:w16du="http://schemas.microsoft.com/office/word/2023/wordml/word16du" xmlns:w16sdtfl="http://schemas.microsoft.com/office/word/2024/wordml/sdtformatlock">
+        <mc:Fallback xmlns:w16sdtfl="http://schemas.microsoft.com/office/word/2024/wordml/sdtformatlock" xmlns:w16du="http://schemas.microsoft.com/office/word/2023/wordml/word16du" xmlns:oel="http://schemas.microsoft.com/office/2019/extlst">
           <w:pict>
             <v:line w14:anchorId="5096899E" id="Line 25" o:spid="_x0000_s1026" style="position:absolute;z-index:251658240;visibility:visible;mso-wrap-style:square;mso-width-percent:0;mso-height-percent:0;mso-wrap-distance-left:9pt;mso-wrap-distance-top:0;mso-wrap-distance-right:9pt;mso-wrap-distance-bottom:0;mso-position-horizontal:absolute;mso-position-horizontal-relative:page;mso-position-vertical:absolute;mso-position-vertical-relative:page;mso-width-percent:0;mso-height-percent:0;mso-width-relative:page;mso-height-relative:page" from="481.9pt,753.5pt" to="481.9pt,781.85pt" o:gfxdata="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" strokeweight="1.5pt">
               <w10:wrap anchorx="page" anchory="page"/>
@@ -7826,15 +6901,23 @@
                           </w:pPr>
                           <w:r>
                             <w:rPr>
-                              <w:szCs w:val="18"/>
+                              <w:sz w:val="16"/>
+                              <w:szCs w:val="16"/>
                             </w:rPr>
                             <w:t>Новик</w:t>
                           </w:r>
                           <w:r>
                             <w:rPr>
+                              <w:sz w:val="16"/>
+                              <w:szCs w:val="16"/>
+                            </w:rPr>
+                            <w:t xml:space="preserve"> А.И</w:t>
+                          </w:r>
+                          <w:r>
+                            <w:rPr>
                               <w:szCs w:val="18"/>
                             </w:rPr>
-                            <w:t xml:space="preserve"> А.И.</w:t>
+                            <w:t>.</w:t>
                           </w:r>
                         </w:p>
                       </w:txbxContent>
@@ -7867,15 +6950,23 @@
                     </w:pPr>
                     <w:r>
                       <w:rPr>
-                        <w:szCs w:val="18"/>
+                        <w:sz w:val="16"/>
+                        <w:szCs w:val="16"/>
                       </w:rPr>
                       <w:t>Новик</w:t>
                     </w:r>
                     <w:r>
                       <w:rPr>
+                        <w:sz w:val="16"/>
+                        <w:szCs w:val="16"/>
+                      </w:rPr>
+                      <w:t xml:space="preserve"> А.И</w:t>
+                    </w:r>
+                    <w:r>
+                      <w:rPr>
                         <w:szCs w:val="18"/>
                       </w:rPr>
-                      <w:t xml:space="preserve"> А.И.</w:t>
+                      <w:t>.</w:t>
                     </w:r>
                   </w:p>
                 </w:txbxContent>
@@ -7950,14 +7041,31 @@
                         <w:p>
                           <w:pPr>
                             <w:rPr>
-                              <w:szCs w:val="22"/>
+                              <w:sz w:val="16"/>
+                              <w:szCs w:val="16"/>
                             </w:rPr>
                           </w:pPr>
                           <w:r>
                             <w:rPr>
-                              <w:szCs w:val="22"/>
+                              <w:sz w:val="16"/>
+                              <w:szCs w:val="16"/>
                             </w:rPr>
                             <w:t>Шаталин</w:t>
+                          </w:r>
+                          <w:r>
+                            <w:rPr>
+                              <w:sz w:val="16"/>
+                              <w:szCs w:val="16"/>
+                              <w:lang w:val="en-US"/>
+                            </w:rPr>
+                            <w:t xml:space="preserve"> </w:t>
+                          </w:r>
+                          <w:r>
+                            <w:rPr>
+                              <w:sz w:val="16"/>
+                              <w:szCs w:val="16"/>
+                            </w:rPr>
+                            <w:t>А. А.</w:t>
                           </w:r>
                         </w:p>
                         <w:p>
@@ -8007,14 +7115,31 @@
                   <w:p>
                     <w:pPr>
                       <w:rPr>
-                        <w:szCs w:val="22"/>
+                        <w:sz w:val="16"/>
+                        <w:szCs w:val="16"/>
                       </w:rPr>
                     </w:pPr>
                     <w:r>
                       <w:rPr>
-                        <w:szCs w:val="22"/>
+                        <w:sz w:val="16"/>
+                        <w:szCs w:val="16"/>
                       </w:rPr>
                       <w:t>Шаталин</w:t>
+                    </w:r>
+                    <w:r>
+                      <w:rPr>
+                        <w:sz w:val="16"/>
+                        <w:szCs w:val="16"/>
+                        <w:lang w:val="en-US"/>
+                      </w:rPr>
+                      <w:t xml:space="preserve"> </w:t>
+                    </w:r>
+                    <w:r>
+                      <w:rPr>
+                        <w:sz w:val="16"/>
+                        <w:szCs w:val="16"/>
+                      </w:rPr>
+                      <w:t>А. А.</w:t>
                     </w:r>
                   </w:p>
                   <w:p>
@@ -8115,6 +7240,7 @@
                               <w:iCs/>
                               <w:sz w:val="28"/>
                               <w:szCs w:val="28"/>
+                              <w:lang w:val="en-US"/>
                             </w:rPr>
                           </w:pPr>
                           <w:r>
@@ -8123,7 +7249,7 @@
                               <w:sz w:val="28"/>
                               <w:szCs w:val="28"/>
                             </w:rPr>
-                            <w:t>Тема: «Отношения между классами. Механизм наследования.</w:t>
+                            <w:t>Отношения между классами. Механизм наследования.</w:t>
                           </w:r>
                           <w:r>
                             <w:rPr>
@@ -8139,7 +7265,16 @@
                               <w:sz w:val="28"/>
                               <w:szCs w:val="28"/>
                             </w:rPr>
-                            <w:t>Интерфейсы»</w:t>
+                            <w:t>Интерфейсы</w:t>
+                          </w:r>
+                          <w:r>
+                            <w:rPr>
+                              <w:iCs/>
+                              <w:sz w:val="28"/>
+                              <w:szCs w:val="28"/>
+                              <w:lang w:val="en-US"/>
+                            </w:rPr>
+                            <w:t>.</w:t>
                           </w:r>
                         </w:p>
                       </w:txbxContent>
@@ -8171,6 +7306,7 @@
                         <w:iCs/>
                         <w:sz w:val="28"/>
                         <w:szCs w:val="28"/>
+                        <w:lang w:val="en-US"/>
                       </w:rPr>
                     </w:pPr>
                     <w:r>
@@ -8179,7 +7315,7 @@
                         <w:sz w:val="28"/>
                         <w:szCs w:val="28"/>
                       </w:rPr>
-                      <w:t>Тема: «Отношения между классами. Механизм наследования.</w:t>
+                      <w:t>Отношения между классами. Механизм наследования.</w:t>
                     </w:r>
                     <w:r>
                       <w:rPr>
@@ -8195,7 +7331,16 @@
                         <w:sz w:val="28"/>
                         <w:szCs w:val="28"/>
                       </w:rPr>
-                      <w:t>Интерфейсы»</w:t>
+                      <w:t>Интерфейсы</w:t>
+                    </w:r>
+                    <w:r>
+                      <w:rPr>
+                        <w:iCs/>
+                        <w:sz w:val="28"/>
+                        <w:szCs w:val="28"/>
+                        <w:lang w:val="en-US"/>
+                      </w:rPr>
+                      <w:t>.</w:t>
                     </w:r>
                   </w:p>
                 </w:txbxContent>
@@ -8274,6 +7419,7 @@
                             <w:rPr>
                               <w:sz w:val="28"/>
                               <w:szCs w:val="28"/>
+                              <w:lang w:val="en-US"/>
                             </w:rPr>
                           </w:pPr>
                           <w:r>
@@ -8304,7 +7450,15 @@
                               <w:sz w:val="28"/>
                               <w:szCs w:val="28"/>
                             </w:rPr>
-                            <w:t>-59.25.00</w:t>
+                            <w:t>-59.25.0</w:t>
+                          </w:r>
+                          <w:r>
+                            <w:rPr>
+                              <w:sz w:val="28"/>
+                              <w:szCs w:val="28"/>
+                              <w:lang w:val="en-US"/>
+                            </w:rPr>
+                            <w:t>6</w:t>
                           </w:r>
                         </w:p>
                         <w:p>
@@ -8345,6 +7499,7 @@
                       <w:rPr>
                         <w:sz w:val="28"/>
                         <w:szCs w:val="28"/>
+                        <w:lang w:val="en-US"/>
                       </w:rPr>
                     </w:pPr>
                     <w:r>
@@ -8375,7 +7530,15 @@
                         <w:sz w:val="28"/>
                         <w:szCs w:val="28"/>
                       </w:rPr>
-                      <w:t>-59.25.00</w:t>
+                      <w:t>-59.25.0</w:t>
+                    </w:r>
+                    <w:r>
+                      <w:rPr>
+                        <w:sz w:val="28"/>
+                        <w:szCs w:val="28"/>
+                        <w:lang w:val="en-US"/>
+                      </w:rPr>
+                      <w:t>6</w:t>
                     </w:r>
                   </w:p>
                   <w:p>
@@ -9420,7 +8583,7 @@
             </wp:anchor>
           </w:drawing>
         </mc:Choice>
-        <mc:Fallback xmlns:oel="http://schemas.microsoft.com/office/2019/extlst" xmlns:w16du="http://schemas.microsoft.com/office/word/2023/wordml/word16du" xmlns:w16sdtfl="http://schemas.microsoft.com/office/word/2024/wordml/sdtformatlock">
+        <mc:Fallback xmlns:w16sdtfl="http://schemas.microsoft.com/office/word/2024/wordml/sdtformatlock" xmlns:w16du="http://schemas.microsoft.com/office/word/2023/wordml/word16du" xmlns:oel="http://schemas.microsoft.com/office/2019/extlst">
           <w:pict>
             <v:line w14:anchorId="7C69AEE4" id="Line 82" o:spid="_x0000_s1026" style="position:absolute;z-index:251676672;visibility:visible;mso-wrap-style:square;mso-width-percent:0;mso-height-percent:0;mso-wrap-distance-left:9pt;mso-wrap-distance-top:0;mso-wrap-distance-right:9pt;mso-wrap-distance-bottom:0;mso-position-horizontal:absolute;mso-position-horizontal-relative:page;mso-position-vertical:absolute;mso-position-vertical-relative:page;mso-width-percent:0;mso-height-percent:0;mso-width-relative:page;mso-height-relative:page" from="56.7pt,781.85pt" to="240.95pt,781.85pt" o:gfxdata="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">
               <w10:wrap anchorx="page" anchory="page"/>
@@ -9495,7 +8658,7 @@
             </wp:anchor>
           </w:drawing>
         </mc:Choice>
-        <mc:Fallback xmlns:oel="http://schemas.microsoft.com/office/2019/extlst" xmlns:w16du="http://schemas.microsoft.com/office/word/2023/wordml/word16du" xmlns:w16sdtfl="http://schemas.microsoft.com/office/word/2024/wordml/sdtformatlock">
+        <mc:Fallback xmlns:w16sdtfl="http://schemas.microsoft.com/office/word/2024/wordml/sdtformatlock" xmlns:w16du="http://schemas.microsoft.com/office/word/2023/wordml/word16du" xmlns:oel="http://schemas.microsoft.com/office/2019/extlst">
           <w:pict>
             <v:line w14:anchorId="71882A3F" id="Line 77" o:spid="_x0000_s1026" style="position:absolute;z-index:251675648;visibility:visible;mso-wrap-style:square;mso-width-percent:0;mso-height-percent:0;mso-wrap-distance-left:9pt;mso-wrap-distance-top:0;mso-wrap-distance-right:9pt;mso-wrap-distance-bottom:0;mso-position-horizontal:absolute;mso-position-horizontal-relative:page;mso-position-vertical:absolute;mso-position-vertical-relative:page;mso-width-percent:0;mso-height-percent:0;mso-width-relative:page;mso-height-relative:page" from="439.35pt,781.85pt" to="581.1pt,781.85pt" o:gfxdata="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" strokeweight="1.5pt">
               <w10:wrap anchorx="page" anchory="page"/>
@@ -9675,7 +8838,7 @@
             </wp:anchor>
           </w:drawing>
         </mc:Choice>
-        <mc:Fallback xmlns:oel="http://schemas.microsoft.com/office/2019/extlst" xmlns:w16du="http://schemas.microsoft.com/office/word/2023/wordml/word16du" xmlns:w16sdtfl="http://schemas.microsoft.com/office/word/2024/wordml/sdtformatlock">
+        <mc:Fallback xmlns:w16sdtfl="http://schemas.microsoft.com/office/word/2024/wordml/sdtformatlock" xmlns:w16du="http://schemas.microsoft.com/office/word/2023/wordml/word16du" xmlns:oel="http://schemas.microsoft.com/office/2019/extlst">
           <w:pict>
             <v:line w14:anchorId="6EAEB982" id="Line 28" o:spid="_x0000_s1026" style="position:absolute;z-index:251660288;visibility:visible;mso-wrap-style:square;mso-width-percent:0;mso-height-percent:0;mso-wrap-distance-left:9pt;mso-wrap-distance-top:0;mso-wrap-distance-right:9pt;mso-wrap-distance-bottom:0;mso-position-horizontal:absolute;mso-position-horizontal-relative:page;mso-position-vertical:absolute;mso-position-vertical-relative:page;mso-width-percent:0;mso-height-percent:0;mso-width-relative:page;mso-height-relative:page" from="439.25pt,767.7pt" to="581pt,767.7pt" o:gfxdata="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" strokeweight="1.5pt">
               <w10:wrap anchorx="page" anchory="page"/>
@@ -9750,7 +8913,7 @@
             </wp:anchor>
           </w:drawing>
         </mc:Choice>
-        <mc:Fallback xmlns:oel="http://schemas.microsoft.com/office/2019/extlst" xmlns:w16du="http://schemas.microsoft.com/office/word/2023/wordml/word16du" xmlns:w16sdtfl="http://schemas.microsoft.com/office/word/2024/wordml/sdtformatlock">
+        <mc:Fallback xmlns:w16sdtfl="http://schemas.microsoft.com/office/word/2024/wordml/sdtformatlock" xmlns:w16du="http://schemas.microsoft.com/office/word/2023/wordml/word16du" xmlns:oel="http://schemas.microsoft.com/office/2019/extlst">
           <w:pict>
             <v:line w14:anchorId="769F9F19" id="Line 26" o:spid="_x0000_s1026" style="position:absolute;z-index:251659264;visibility:visible;mso-wrap-style:square;mso-width-percent:0;mso-height-percent:0;mso-wrap-distance-left:9pt;mso-wrap-distance-top:0;mso-wrap-distance-right:9pt;mso-wrap-distance-bottom:0;mso-position-horizontal:absolute;mso-position-horizontal-relative:page;mso-position-vertical:absolute;mso-position-vertical-relative:page;mso-width-percent:0;mso-height-percent:0;mso-width-relative:page;mso-height-relative:page" from="524.3pt,753.55pt" to="524.3pt,781.9pt" o:gfxdata="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" strokeweight="1.5pt">
               <w10:wrap anchorx="page" anchory="page"/>
@@ -9825,7 +8988,7 @@
             </wp:anchor>
           </w:drawing>
         </mc:Choice>
-        <mc:Fallback xmlns:oel="http://schemas.microsoft.com/office/2019/extlst" xmlns:w16du="http://schemas.microsoft.com/office/word/2023/wordml/word16du" xmlns:w16sdtfl="http://schemas.microsoft.com/office/word/2024/wordml/sdtformatlock">
+        <mc:Fallback xmlns:w16sdtfl="http://schemas.microsoft.com/office/word/2024/wordml/sdtformatlock" xmlns:w16du="http://schemas.microsoft.com/office/word/2023/wordml/word16du" xmlns:oel="http://schemas.microsoft.com/office/2019/extlst">
           <w:pict>
             <v:line w14:anchorId="2F8F11B7" id="Line 24" o:spid="_x0000_s1026" style="position:absolute;z-index:251657216;visibility:visible;mso-wrap-style:square;mso-width-percent:0;mso-height-percent:0;mso-wrap-distance-left:9pt;mso-wrap-distance-top:0;mso-wrap-distance-right:9pt;mso-wrap-distance-bottom:0;mso-position-horizontal:absolute;mso-position-horizontal-relative:page;mso-position-vertical:absolute;mso-position-vertical-relative:page;mso-width-percent:0;mso-height-percent:0;mso-width-relative:page;mso-height-relative:page" from="439.35pt,753.5pt" to="439.35pt,824.35pt" o:gfxdata="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" strokeweight="1.5pt">
               <w10:wrap anchorx="page" anchory="page"/>
@@ -9900,7 +9063,7 @@
             </wp:anchor>
           </w:drawing>
         </mc:Choice>
-        <mc:Fallback xmlns:oel="http://schemas.microsoft.com/office/2019/extlst" xmlns:w16du="http://schemas.microsoft.com/office/word/2023/wordml/word16du" xmlns:w16sdtfl="http://schemas.microsoft.com/office/word/2024/wordml/sdtformatlock">
+        <mc:Fallback xmlns:w16sdtfl="http://schemas.microsoft.com/office/word/2024/wordml/sdtformatlock" xmlns:w16du="http://schemas.microsoft.com/office/word/2023/wordml/word16du" xmlns:oel="http://schemas.microsoft.com/office/2019/extlst">
           <w:pict>
             <v:line w14:anchorId="09970692" id="Line 22" o:spid="_x0000_s1026" style="position:absolute;z-index:251656192;visibility:visible;mso-wrap-style:square;mso-width-percent:0;mso-height-percent:0;mso-wrap-distance-left:9pt;mso-wrap-distance-top:0;mso-wrap-distance-right:9pt;mso-wrap-distance-bottom:0;mso-position-horizontal:absolute;mso-position-horizontal-relative:page;mso-position-vertical:absolute;mso-position-vertical-relative:page;mso-width-percent:0;mso-height-percent:0;mso-width-relative:page;mso-height-relative:page" from="56.7pt,753.5pt" to="581pt,753.5pt" o:gfxdata="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" strokeweight="1.5pt">
               <w10:wrap anchorx="page" anchory="page"/>
@@ -9975,7 +9138,7 @@
             </wp:anchor>
           </w:drawing>
         </mc:Choice>
-        <mc:Fallback xmlns:oel="http://schemas.microsoft.com/office/2019/extlst" xmlns:w16du="http://schemas.microsoft.com/office/word/2023/wordml/word16du" xmlns:w16sdtfl="http://schemas.microsoft.com/office/word/2024/wordml/sdtformatlock">
+        <mc:Fallback xmlns:w16sdtfl="http://schemas.microsoft.com/office/word/2024/wordml/sdtformatlock" xmlns:w16du="http://schemas.microsoft.com/office/word/2023/wordml/word16du" xmlns:oel="http://schemas.microsoft.com/office/2019/extlst">
           <w:pict>
             <v:line w14:anchorId="789A62B2" id="Line 21" o:spid="_x0000_s1026" style="position:absolute;z-index:251655168;visibility:visible;mso-wrap-style:square;mso-width-percent:0;mso-height-percent:0;mso-wrap-distance-left:9pt;mso-wrap-distance-top:0;mso-wrap-distance-right:9pt;mso-wrap-distance-bottom:0;mso-position-horizontal:absolute;mso-position-horizontal-relative:page;mso-position-vertical:absolute;mso-position-vertical-relative:page;mso-width-percent:0;mso-height-percent:0;mso-width-relative:page;mso-height-relative:page" from="212.65pt,711pt" to="212.65pt,824.4pt" o:gfxdata="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" strokeweight="1.5pt">
               <w10:wrap anchorx="page" anchory="page"/>
@@ -10050,7 +9213,7 @@
             </wp:anchor>
           </w:drawing>
         </mc:Choice>
-        <mc:Fallback xmlns:oel="http://schemas.microsoft.com/office/2019/extlst" xmlns:w16du="http://schemas.microsoft.com/office/word/2023/wordml/word16du" xmlns:w16sdtfl="http://schemas.microsoft.com/office/word/2024/wordml/sdtformatlock">
+        <mc:Fallback xmlns:w16sdtfl="http://schemas.microsoft.com/office/word/2024/wordml/sdtformatlock" xmlns:w16du="http://schemas.microsoft.com/office/word/2023/wordml/word16du" xmlns:oel="http://schemas.microsoft.com/office/2019/extlst">
           <w:pict>
             <v:line w14:anchorId="7064163D" id="Line 20" o:spid="_x0000_s1026" style="position:absolute;z-index:251654144;visibility:visible;mso-wrap-style:square;mso-width-percent:0;mso-height-percent:0;mso-wrap-distance-left:9pt;mso-wrap-distance-top:0;mso-wrap-distance-right:9pt;mso-wrap-distance-bottom:0;mso-position-horizontal:absolute;mso-position-horizontal-relative:page;mso-position-vertical:absolute;mso-position-vertical-relative:page;mso-width-percent:0;mso-height-percent:0;mso-width-relative:page;mso-height-relative:page" from="170.05pt,711pt" to="170.05pt,824.4pt" o:gfxdata="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" strokeweight="1.5pt">
               <w10:wrap anchorx="page" anchory="page"/>
@@ -10125,7 +9288,7 @@
             </wp:anchor>
           </w:drawing>
         </mc:Choice>
-        <mc:Fallback xmlns:oel="http://schemas.microsoft.com/office/2019/extlst" xmlns:w16du="http://schemas.microsoft.com/office/word/2023/wordml/word16du" xmlns:w16sdtfl="http://schemas.microsoft.com/office/word/2024/wordml/sdtformatlock">
+        <mc:Fallback xmlns:w16sdtfl="http://schemas.microsoft.com/office/word/2024/wordml/sdtformatlock" xmlns:w16du="http://schemas.microsoft.com/office/word/2023/wordml/word16du" xmlns:oel="http://schemas.microsoft.com/office/2019/extlst">
           <w:pict>
             <v:line w14:anchorId="6BAD2B12" id="Line 17" o:spid="_x0000_s1026" style="position:absolute;z-index:251651072;visibility:visible;mso-wrap-style:square;mso-width-percent:0;mso-height-percent:0;mso-wrap-distance-left:9pt;mso-wrap-distance-top:0;mso-wrap-distance-right:9pt;mso-wrap-distance-bottom:0;mso-position-horizontal:absolute;mso-position-horizontal-relative:page;mso-position-vertical:absolute;mso-position-vertical-relative:page;mso-width-percent:0;mso-height-percent:0;mso-width-relative:page;mso-height-relative:page" from="56.75pt,725.15pt" to="241pt,725.15pt" o:gfxdata="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">
               <w10:wrap anchorx="page" anchory="page"/>
@@ -10200,7 +9363,7 @@
             </wp:anchor>
           </w:drawing>
         </mc:Choice>
-        <mc:Fallback xmlns:oel="http://schemas.microsoft.com/office/2019/extlst" xmlns:w16du="http://schemas.microsoft.com/office/word/2023/wordml/word16du" xmlns:w16sdtfl="http://schemas.microsoft.com/office/word/2024/wordml/sdtformatlock">
+        <mc:Fallback xmlns:w16sdtfl="http://schemas.microsoft.com/office/word/2024/wordml/sdtformatlock" xmlns:w16du="http://schemas.microsoft.com/office/word/2023/wordml/word16du" xmlns:oel="http://schemas.microsoft.com/office/2019/extlst">
           <w:pict>
             <v:line w14:anchorId="658589C9" id="Line 16" o:spid="_x0000_s1026" style="position:absolute;z-index:251650048;visibility:visible;mso-wrap-style:square;mso-width-percent:0;mso-height-percent:0;mso-wrap-distance-left:9pt;mso-wrap-distance-top:0;mso-wrap-distance-right:9pt;mso-wrap-distance-bottom:0;mso-position-horizontal:absolute;mso-position-horizontal-relative:page;mso-position-vertical:absolute;mso-position-vertical-relative:page;mso-width-percent:0;mso-height-percent:0;mso-width-relative:page;mso-height-relative:page" from="56.7pt,739.35pt" to="240.95pt,739.35pt" o:gfxdata="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" strokeweight="1.5pt">
               <w10:wrap anchorx="page" anchory="page"/>
@@ -10275,7 +9438,7 @@
             </wp:anchor>
           </w:drawing>
         </mc:Choice>
-        <mc:Fallback xmlns:oel="http://schemas.microsoft.com/office/2019/extlst" xmlns:w16du="http://schemas.microsoft.com/office/word/2023/wordml/word16du" xmlns:w16sdtfl="http://schemas.microsoft.com/office/word/2024/wordml/sdtformatlock">
+        <mc:Fallback xmlns:w16sdtfl="http://schemas.microsoft.com/office/word/2024/wordml/sdtformatlock" xmlns:w16du="http://schemas.microsoft.com/office/word/2023/wordml/word16du" xmlns:oel="http://schemas.microsoft.com/office/2019/extlst">
           <w:pict>
             <v:line w14:anchorId="521ED025" id="Line 14" o:spid="_x0000_s1026" style="position:absolute;z-index:251649024;visibility:visible;mso-wrap-style:square;mso-width-percent:0;mso-height-percent:0;mso-wrap-distance-left:9pt;mso-wrap-distance-top:0;mso-wrap-distance-right:9pt;mso-wrap-distance-bottom:0;mso-position-horizontal:absolute;mso-position-horizontal-relative:page;mso-position-vertical:absolute;mso-position-vertical-relative:page;mso-width-percent:0;mso-height-percent:0;mso-width-relative:page;mso-height-relative:page" from="56.75pt,767.7pt" to="241pt,767.7pt" o:gfxdata="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">
               <w10:wrap anchorx="page" anchory="page"/>
@@ -10350,7 +9513,7 @@
             </wp:anchor>
           </w:drawing>
         </mc:Choice>
-        <mc:Fallback xmlns:oel="http://schemas.microsoft.com/office/2019/extlst" xmlns:w16du="http://schemas.microsoft.com/office/word/2023/wordml/word16du" xmlns:w16sdtfl="http://schemas.microsoft.com/office/word/2024/wordml/sdtformatlock">
+        <mc:Fallback xmlns:w16sdtfl="http://schemas.microsoft.com/office/word/2024/wordml/sdtformatlock" xmlns:w16du="http://schemas.microsoft.com/office/word/2023/wordml/word16du" xmlns:oel="http://schemas.microsoft.com/office/2019/extlst">
           <w:pict>
             <v:line w14:anchorId="7E37773A" id="Line 12" o:spid="_x0000_s1026" style="position:absolute;z-index:251648000;visibility:visible;mso-wrap-style:square;mso-width-percent:0;mso-height-percent:0;mso-wrap-distance-left:9pt;mso-wrap-distance-top:0;mso-wrap-distance-right:9pt;mso-wrap-distance-bottom:0;mso-position-horizontal:absolute;mso-position-horizontal-relative:page;mso-position-vertical:absolute;mso-position-vertical-relative:page;mso-width-percent:0;mso-height-percent:0;mso-width-relative:page;mso-height-relative:page" from="56.75pt,796.05pt" to="241pt,796.05pt" o:gfxdata="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">
               <w10:wrap anchorx="page" anchory="page"/>
@@ -10425,7 +9588,7 @@
             </wp:anchor>
           </w:drawing>
         </mc:Choice>
-        <mc:Fallback xmlns:oel="http://schemas.microsoft.com/office/2019/extlst" xmlns:w16du="http://schemas.microsoft.com/office/word/2023/wordml/word16du" xmlns:w16sdtfl="http://schemas.microsoft.com/office/word/2024/wordml/sdtformatlock">
+        <mc:Fallback xmlns:w16sdtfl="http://schemas.microsoft.com/office/word/2024/wordml/sdtformatlock" xmlns:w16du="http://schemas.microsoft.com/office/word/2023/wordml/word16du" xmlns:oel="http://schemas.microsoft.com/office/2019/extlst">
           <w:pict>
             <v:line w14:anchorId="25BA0277" id="Line 11" o:spid="_x0000_s1026" style="position:absolute;z-index:251646976;visibility:visible;mso-wrap-style:square;mso-width-percent:0;mso-height-percent:0;mso-wrap-distance-left:9pt;mso-wrap-distance-top:0;mso-wrap-distance-right:9pt;mso-wrap-distance-bottom:0;mso-position-horizontal:absolute;mso-position-horizontal-relative:page;mso-position-vertical:absolute;mso-position-vertical-relative:page;mso-width-percent:0;mso-height-percent:0;mso-width-relative:page;mso-height-relative:page" from="56.75pt,810.2pt" to="241pt,810.2pt" o:gfxdata="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">
               <w10:wrap anchorx="page" anchory="page"/>
@@ -10500,7 +9663,7 @@
             </wp:anchor>
           </w:drawing>
         </mc:Choice>
-        <mc:Fallback xmlns:oel="http://schemas.microsoft.com/office/2019/extlst" xmlns:w16du="http://schemas.microsoft.com/office/word/2023/wordml/word16du" xmlns:w16sdtfl="http://schemas.microsoft.com/office/word/2024/wordml/sdtformatlock">
+        <mc:Fallback xmlns:w16sdtfl="http://schemas.microsoft.com/office/word/2024/wordml/sdtformatlock" xmlns:w16du="http://schemas.microsoft.com/office/word/2023/wordml/word16du" xmlns:oel="http://schemas.microsoft.com/office/2019/extlst">
           <w:pict>
             <v:line w14:anchorId="4365FC21" id="Line 3" o:spid="_x0000_s1026" style="position:absolute;z-index:251645952;visibility:visible;mso-wrap-style:square;mso-width-percent:0;mso-height-percent:0;mso-wrap-distance-left:9pt;mso-wrap-distance-top:0;mso-wrap-distance-right:9pt;mso-wrap-distance-bottom:0;mso-position-horizontal:absolute;mso-position-horizontal-relative:page;mso-position-vertical:absolute;mso-position-vertical-relative:page;mso-width-percent:0;mso-height-percent:0;mso-width-relative:page;mso-height-relative:page" from="241pt,711pt" to="241pt,824.4pt" o:gfxdata="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" strokeweight="1.5pt">
               <w10:wrap anchorx="page" anchory="page"/>
@@ -10575,7 +9738,7 @@
             </wp:anchor>
           </w:drawing>
         </mc:Choice>
-        <mc:Fallback xmlns:oel="http://schemas.microsoft.com/office/2019/extlst" xmlns:w16du="http://schemas.microsoft.com/office/word/2023/wordml/word16du" xmlns:w16sdtfl="http://schemas.microsoft.com/office/word/2024/wordml/sdtformatlock">
+        <mc:Fallback xmlns:w16sdtfl="http://schemas.microsoft.com/office/word/2024/wordml/sdtformatlock" xmlns:w16du="http://schemas.microsoft.com/office/word/2023/wordml/word16du" xmlns:oel="http://schemas.microsoft.com/office/2019/extlst">
           <w:pict>
             <v:line w14:anchorId="4B682AEE" id="Line 2" o:spid="_x0000_s1026" style="position:absolute;z-index:251644928;visibility:visible;mso-wrap-style:square;mso-width-percent:0;mso-height-percent:0;mso-wrap-distance-left:9pt;mso-wrap-distance-top:0;mso-wrap-distance-right:9pt;mso-wrap-distance-bottom:0;mso-position-horizontal:absolute;mso-position-horizontal-relative:page;mso-position-vertical:absolute;mso-position-vertical-relative:page;mso-width-percent:0;mso-height-percent:0;mso-width-relative:page;mso-height-relative:page" from="56.7pt,711pt" to="581pt,711pt" o:gfxdata="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" strokeweight="1.5pt">
               <w10:wrap anchorx="page" anchory="page"/>
@@ -10843,7 +10006,7 @@
             </wp:anchor>
           </w:drawing>
         </mc:Choice>
-        <mc:Fallback xmlns:oel="http://schemas.microsoft.com/office/2019/extlst" xmlns:w16du="http://schemas.microsoft.com/office/word/2023/wordml/word16du" xmlns:w16sdtfl="http://schemas.microsoft.com/office/word/2024/wordml/sdtformatlock">
+        <mc:Fallback xmlns:w16sdtfl="http://schemas.microsoft.com/office/word/2024/wordml/sdtformatlock" xmlns:w16du="http://schemas.microsoft.com/office/word/2023/wordml/word16du" xmlns:oel="http://schemas.microsoft.com/office/2019/extlst">
           <w:pict>
             <v:rect w14:anchorId="5EC17716" id="Rectangle 55" o:spid="_x0000_s1026" style="position:absolute;margin-left:56.1pt;margin-top:16.45pt;width:524.4pt;height:807.85pt;z-index:251625472;visibility:visible;mso-wrap-style:square;mso-width-percent:0;mso-height-percent:0;mso-wrap-distance-left:9pt;mso-wrap-distance-top:0;mso-wrap-distance-right:9pt;mso-wrap-distance-bottom:0;mso-position-horizontal:absolute;mso-position-horizontal-relative:page;mso-position-vertical:absolute;mso-position-vertical-relative:page;mso-width-percent:0;mso-height-percent:0;mso-width-relative:page;mso-height-relative:page;v-text-anchor:top" o:gfxdata="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" o:allowincell="f" strokeweight="1.5pt">
               <w10:wrap anchorx="page" anchory="page"/>
